--- a/source-files/CV.docx
+++ b/source-files/CV.docx
@@ -4,8 +4,9 @@
   <w:body>
     <w:p>
       <w:pPr>
-        <w:rPr>
-          <w:rFonts w:ascii="Times New Roman" w:hAnsi="Times New Roman" w:cs="Times New Roman"/>
+        <w:spacing w:line="276" w:lineRule="auto"/>
+        <w:rPr>
+          <w:rFonts w:ascii="Georgia" w:hAnsi="Georgia" w:cs="Calibri"/>
           <w:b/>
           <w:bCs/>
           <w:sz w:val="21"/>
@@ -15,9 +16,10 @@
     </w:p>
     <w:p>
       <w:pPr>
+        <w:spacing w:line="276" w:lineRule="auto"/>
         <w:jc w:val="center"/>
         <w:rPr>
-          <w:rFonts w:ascii="Times New Roman" w:hAnsi="Times New Roman" w:cs="Times New Roman"/>
+          <w:rFonts w:ascii="Georgia" w:hAnsi="Georgia" w:cs="Calibri"/>
           <w:b/>
           <w:bCs/>
           <w:sz w:val="28"/>
@@ -26,920 +28,3358 @@
       </w:pPr>
       <w:r>
         <w:rPr>
-          <w:rFonts w:ascii="Times New Roman" w:hAnsi="Times New Roman" w:cs="Times New Roman"/>
+          <w:rFonts w:ascii="Georgia" w:hAnsi="Georgia" w:cs="Calibri"/>
           <w:b/>
           <w:bCs/>
           <w:sz w:val="28"/>
           <w:szCs w:val="28"/>
         </w:rPr>
-        <w:t xml:space="preserve">Vita of </w:t>
-      </w:r>
-      <w:r>
-        <w:rPr>
-          <w:rFonts w:ascii="Times New Roman" w:hAnsi="Times New Roman" w:cs="Times New Roman"/>
-          <w:b/>
-          <w:bCs/>
-          <w:sz w:val="28"/>
-          <w:szCs w:val="28"/>
-        </w:rPr>
         <w:t>Seonmin Will Heo</w:t>
       </w:r>
     </w:p>
     <w:p>
       <w:pPr>
+        <w:spacing w:line="276" w:lineRule="auto"/>
         <w:jc w:val="center"/>
         <w:rPr>
-          <w:rFonts w:ascii="Times New Roman" w:hAnsi="Times New Roman" w:cs="Times New Roman"/>
-          <w:b/>
-          <w:bCs/>
-          <w:sz w:val="20"/>
-          <w:szCs w:val="20"/>
-        </w:rPr>
-      </w:pPr>
-    </w:p>
-    <w:p>
-      <w:pPr>
-        <w:rPr>
-          <w:rFonts w:ascii="Times New Roman" w:hAnsi="Times New Roman" w:cs="Times New Roman"/>
-          <w:b/>
-          <w:bCs/>
-          <w:sz w:val="20"/>
-          <w:szCs w:val="20"/>
-        </w:rPr>
-      </w:pPr>
-    </w:p>
-    <w:p>
-      <w:pPr>
-        <w:rPr>
-          <w:rFonts w:ascii="Times New Roman" w:hAnsi="Times New Roman" w:cs="Times New Roman"/>
-          <w:b/>
-          <w:bCs/>
-          <w:sz w:val="20"/>
-          <w:szCs w:val="20"/>
-        </w:rPr>
-      </w:pPr>
-    </w:p>
-    <w:p>
-      <w:pPr>
-        <w:rPr>
-          <w:rFonts w:ascii="Times New Roman" w:hAnsi="Times New Roman" w:cs="Times New Roman"/>
-          <w:b/>
-          <w:bCs/>
-        </w:rPr>
-      </w:pPr>
-      <w:r>
-        <w:rPr>
-          <w:rFonts w:ascii="Times New Roman" w:hAnsi="Times New Roman" w:cs="Times New Roman"/>
-          <w:b/>
-          <w:bCs/>
+          <w:rFonts w:ascii="Georgia" w:hAnsi="Georgia" w:cs="Calibri"/>
+          <w:sz w:val="16"/>
+          <w:szCs w:val="16"/>
+        </w:rPr>
+      </w:pPr>
+    </w:p>
+    <w:p>
+      <w:pPr>
+        <w:spacing w:line="276" w:lineRule="auto"/>
+        <w:jc w:val="center"/>
+        <w:rPr>
+          <w:rFonts w:ascii="Georgia" w:hAnsi="Georgia" w:cs="Calibri"/>
+          <w:sz w:val="20"/>
+          <w:szCs w:val="20"/>
+        </w:rPr>
+      </w:pPr>
+      <w:r>
+        <w:rPr>
+          <w:rFonts w:ascii="Georgia" w:hAnsi="Georgia" w:cs="Calibri"/>
+          <w:sz w:val="20"/>
+          <w:szCs w:val="20"/>
+        </w:rPr>
+        <w:t>2127 North Hall, University of California, Santa Barbara, CA</w:t>
+      </w:r>
+    </w:p>
+    <w:p>
+      <w:pPr>
+        <w:spacing w:line="276" w:lineRule="auto"/>
+        <w:jc w:val="center"/>
+        <w:rPr>
+          <w:rFonts w:ascii="Georgia" w:hAnsi="Georgia" w:cs="Calibri"/>
+          <w:sz w:val="20"/>
+          <w:szCs w:val="20"/>
+        </w:rPr>
+      </w:pPr>
+      <w:r>
+        <w:rPr>
+          <w:rFonts w:ascii="Georgia" w:hAnsi="Georgia" w:cs="Calibri"/>
+          <w:sz w:val="20"/>
+          <w:szCs w:val="20"/>
+        </w:rPr>
+        <w:t xml:space="preserve">sheo@ucsb.edu </w:t>
+      </w:r>
+      <w:r>
+        <w:rPr>
+          <w:rFonts w:ascii="Cambria Math" w:hAnsi="Cambria Math" w:cs="Cambria Math"/>
+          <w:sz w:val="20"/>
+          <w:szCs w:val="20"/>
+        </w:rPr>
+        <w:t>∥</w:t>
+      </w:r>
+      <w:r>
+        <w:rPr>
+          <w:rFonts w:ascii="Georgia" w:hAnsi="Georgia" w:cs="Calibri"/>
+          <w:sz w:val="20"/>
+          <w:szCs w:val="20"/>
+        </w:rPr>
+        <w:t xml:space="preserve"> (312) 843−4158</w:t>
+      </w:r>
+    </w:p>
+    <w:p>
+      <w:pPr>
+        <w:spacing w:line="276" w:lineRule="auto"/>
+        <w:jc w:val="center"/>
+        <w:rPr>
+          <w:rFonts w:ascii="Georgia" w:hAnsi="Georgia" w:cs="Calibri"/>
+          <w:sz w:val="20"/>
+          <w:szCs w:val="20"/>
+        </w:rPr>
+      </w:pPr>
+      <w:hyperlink r:id="rId7" w:history="1">
+        <w:r>
+          <w:rPr>
+            <w:rStyle w:val="Hyperlink"/>
+            <w:rFonts w:ascii="Georgia" w:hAnsi="Georgia" w:cs="Calibri"/>
+            <w:sz w:val="20"/>
+            <w:szCs w:val="20"/>
+          </w:rPr>
+          <w:t>https://swheo.com</w:t>
+        </w:r>
+      </w:hyperlink>
+    </w:p>
+    <w:p>
+      <w:pPr>
+        <w:pBdr>
+          <w:bottom w:val="single" w:sz="6" w:space="1" w:color="auto"/>
+        </w:pBdr>
+        <w:spacing w:line="276" w:lineRule="auto"/>
+        <w:rPr>
+          <w:rFonts w:ascii="Georgia" w:hAnsi="Georgia" w:cs="Calibri"/>
+          <w:sz w:val="20"/>
+          <w:szCs w:val="20"/>
+        </w:rPr>
+      </w:pPr>
+    </w:p>
+    <w:p>
+      <w:pPr>
+        <w:spacing w:line="276" w:lineRule="auto"/>
+        <w:jc w:val="center"/>
+        <w:rPr>
+          <w:rFonts w:ascii="Georgia" w:hAnsi="Georgia" w:cs="Calibri"/>
+          <w:b/>
+          <w:bCs/>
+          <w:sz w:val="20"/>
+          <w:szCs w:val="20"/>
+        </w:rPr>
+      </w:pPr>
+    </w:p>
+    <w:p>
+      <w:pPr>
+        <w:spacing w:line="276" w:lineRule="auto"/>
+        <w:rPr>
+          <w:rFonts w:ascii="Georgia" w:hAnsi="Georgia" w:cs="Calibri"/>
+          <w:sz w:val="20"/>
+          <w:szCs w:val="20"/>
+        </w:rPr>
+      </w:pPr>
+      <w:r>
+        <w:rPr>
+          <w:rFonts w:ascii="Georgia" w:hAnsi="Georgia" w:cs="Calibri"/>
+          <w:sz w:val="20"/>
+          <w:szCs w:val="20"/>
+        </w:rPr>
+        <w:t xml:space="preserve">Placement Director: </w:t>
+      </w:r>
+      <w:r>
+        <w:rPr>
+          <w:rFonts w:ascii="Georgia" w:hAnsi="Georgia" w:cs="Calibri"/>
+          <w:sz w:val="20"/>
+          <w:szCs w:val="20"/>
+        </w:rPr>
+        <w:tab/>
+      </w:r>
+      <w:r>
+        <w:rPr>
+          <w:rFonts w:ascii="Georgia" w:hAnsi="Georgia" w:cs="Calibri"/>
+          <w:sz w:val="20"/>
+          <w:szCs w:val="20"/>
+        </w:rPr>
+        <w:tab/>
+      </w:r>
+      <w:r>
+        <w:rPr>
+          <w:rFonts w:ascii="Georgia" w:hAnsi="Georgia" w:cs="Calibri"/>
+          <w:sz w:val="20"/>
+          <w:szCs w:val="20"/>
+        </w:rPr>
+        <w:t>Professor Daniel Martin</w:t>
+      </w:r>
+      <w:r>
+        <w:rPr>
+          <w:rFonts w:ascii="Georgia" w:hAnsi="Georgia" w:cs="Calibri"/>
+          <w:sz w:val="20"/>
+          <w:szCs w:val="20"/>
+        </w:rPr>
+        <w:tab/>
+      </w:r>
+      <w:r>
+        <w:rPr>
+          <w:rFonts w:ascii="Georgia" w:hAnsi="Georgia" w:cs="Calibri"/>
+          <w:sz w:val="20"/>
+          <w:szCs w:val="20"/>
+        </w:rPr>
+        <w:tab/>
+      </w:r>
+      <w:r>
+        <w:rPr>
+          <w:rFonts w:ascii="Georgia" w:hAnsi="Georgia" w:cs="Calibri"/>
+          <w:sz w:val="20"/>
+          <w:szCs w:val="20"/>
+        </w:rPr>
+        <w:t>danielmartin@ucsb.edu</w:t>
+      </w:r>
+      <w:r>
+        <w:rPr>
+          <w:rFonts w:ascii="Georgia" w:hAnsi="Georgia" w:cs="Calibri"/>
+          <w:sz w:val="20"/>
+          <w:szCs w:val="20"/>
+        </w:rPr>
+        <w:tab/>
+      </w:r>
+      <w:r>
+        <w:rPr>
+          <w:rFonts w:ascii="Georgia" w:hAnsi="Georgia" w:cs="Calibri"/>
+          <w:sz w:val="20"/>
+          <w:szCs w:val="20"/>
+        </w:rPr>
+        <w:tab/>
+      </w:r>
+      <w:r>
+        <w:rPr>
+          <w:rFonts w:ascii="Georgia" w:hAnsi="Georgia" w:cs="Calibri"/>
+          <w:sz w:val="20"/>
+          <w:szCs w:val="20"/>
+        </w:rPr>
+        <w:tab/>
+      </w:r>
+    </w:p>
+    <w:p>
+      <w:pPr>
+        <w:spacing w:line="276" w:lineRule="auto"/>
+        <w:rPr>
+          <w:rFonts w:ascii="Georgia" w:hAnsi="Georgia" w:cs="Calibri"/>
+          <w:sz w:val="20"/>
+          <w:szCs w:val="20"/>
+        </w:rPr>
+      </w:pPr>
+      <w:r>
+        <w:rPr>
+          <w:rFonts w:ascii="Georgia" w:hAnsi="Georgia" w:cs="Calibri"/>
+          <w:sz w:val="20"/>
+          <w:szCs w:val="20"/>
+        </w:rPr>
+        <w:t xml:space="preserve">Placement Administrator: </w:t>
+      </w:r>
+      <w:r>
+        <w:rPr>
+          <w:rFonts w:ascii="Georgia" w:hAnsi="Georgia" w:cs="Calibri"/>
+          <w:sz w:val="20"/>
+          <w:szCs w:val="20"/>
+        </w:rPr>
+        <w:tab/>
+      </w:r>
+      <w:r>
+        <w:rPr>
+          <w:rFonts w:ascii="Georgia" w:hAnsi="Georgia" w:cs="Calibri"/>
+          <w:sz w:val="20"/>
+          <w:szCs w:val="20"/>
+        </w:rPr>
+        <w:t>Mark Patterson</w:t>
+      </w:r>
+      <w:r>
+        <w:rPr>
+          <w:rFonts w:ascii="Georgia" w:hAnsi="Georgia" w:cs="Calibri"/>
+          <w:sz w:val="20"/>
+          <w:szCs w:val="20"/>
+        </w:rPr>
+        <w:tab/>
+      </w:r>
+      <w:r>
+        <w:rPr>
+          <w:rFonts w:ascii="Georgia" w:hAnsi="Georgia" w:cs="Calibri"/>
+          <w:sz w:val="20"/>
+          <w:szCs w:val="20"/>
+        </w:rPr>
+        <w:tab/>
+      </w:r>
+      <w:r>
+        <w:rPr>
+          <w:rFonts w:ascii="Georgia" w:hAnsi="Georgia" w:cs="Calibri"/>
+          <w:sz w:val="20"/>
+          <w:szCs w:val="20"/>
+        </w:rPr>
+        <w:tab/>
+      </w:r>
+      <w:r>
+        <w:rPr>
+          <w:rFonts w:ascii="Georgia" w:hAnsi="Georgia" w:cs="Calibri"/>
+          <w:sz w:val="20"/>
+          <w:szCs w:val="20"/>
+        </w:rPr>
+        <w:t>econ-jobmarket@ucsb.edu</w:t>
+      </w:r>
+    </w:p>
+    <w:p>
+      <w:pPr>
+        <w:spacing w:line="276" w:lineRule="auto"/>
+        <w:rPr>
+          <w:rFonts w:ascii="Georgia" w:hAnsi="Georgia" w:cs="Calibri"/>
+          <w:b/>
+          <w:bCs/>
+          <w:sz w:val="20"/>
+          <w:szCs w:val="20"/>
+        </w:rPr>
+      </w:pPr>
+    </w:p>
+    <w:p>
+      <w:pPr>
+        <w:spacing w:line="276" w:lineRule="auto"/>
+        <w:rPr>
+          <w:rFonts w:ascii="Georgia" w:hAnsi="Georgia" w:cs="Calibri"/>
+          <w:b/>
+          <w:bCs/>
+          <w:sz w:val="18"/>
+          <w:szCs w:val="18"/>
+        </w:rPr>
+      </w:pPr>
+      <w:r>
+        <w:rPr>
+          <w:rFonts w:ascii="Georgia" w:hAnsi="Georgia" w:cs="Calibri"/>
+          <w:b/>
+          <w:bCs/>
+          <w:sz w:val="20"/>
+          <w:szCs w:val="20"/>
         </w:rPr>
         <w:t>Education</w:t>
       </w:r>
       <w:r>
         <w:rPr>
-          <w:rFonts w:ascii="Times New Roman" w:hAnsi="Times New Roman" w:cs="Times New Roman"/>
-          <w:b/>
-          <w:bCs/>
-        </w:rPr>
-        <w:tab/>
-      </w:r>
-      <w:r>
-        <w:rPr>
-          <w:rFonts w:ascii="Times New Roman" w:hAnsi="Times New Roman" w:cs="Times New Roman"/>
-          <w:b/>
-          <w:bCs/>
-        </w:rPr>
-        <w:tab/>
-      </w:r>
-      <w:r>
-        <w:rPr>
-          <w:rFonts w:ascii="Times New Roman" w:hAnsi="Times New Roman" w:cs="Times New Roman"/>
-          <w:b/>
-          <w:bCs/>
+          <w:rFonts w:ascii="Georgia" w:hAnsi="Georgia" w:cs="Calibri"/>
+          <w:b/>
+          <w:bCs/>
+          <w:sz w:val="20"/>
+          <w:szCs w:val="20"/>
+        </w:rPr>
+        <w:tab/>
+      </w:r>
+      <w:r>
+        <w:rPr>
+          <w:rFonts w:ascii="Georgia" w:hAnsi="Georgia" w:cs="Calibri"/>
+          <w:b/>
+          <w:bCs/>
+          <w:sz w:val="20"/>
+          <w:szCs w:val="20"/>
+        </w:rPr>
+        <w:tab/>
+      </w:r>
+      <w:r>
+        <w:rPr>
+          <w:rFonts w:ascii="Georgia" w:hAnsi="Georgia" w:cs="Calibri"/>
+          <w:b/>
+          <w:bCs/>
+          <w:sz w:val="20"/>
+          <w:szCs w:val="20"/>
         </w:rPr>
         <w:t>University of California, Santa Barbara</w:t>
       </w:r>
     </w:p>
     <w:p>
       <w:pPr>
+        <w:spacing w:line="276" w:lineRule="auto"/>
         <w:ind w:left="2160" w:firstLine="720"/>
         <w:rPr>
-          <w:rFonts w:ascii="Times New Roman" w:hAnsi="Times New Roman" w:cs="Times New Roman"/>
-        </w:rPr>
-      </w:pPr>
-      <w:r>
-        <w:rPr>
-          <w:rFonts w:ascii="Times New Roman" w:hAnsi="Times New Roman" w:cs="Times New Roman"/>
-        </w:rPr>
-        <w:t>Ph.D. Economics, 2020 to 2026</w:t>
-      </w:r>
-    </w:p>
-    <w:p>
-      <w:pPr>
-        <w:ind w:left="2880"/>
-        <w:rPr>
-          <w:rFonts w:ascii="Times New Roman" w:hAnsi="Times New Roman" w:cs="Times New Roman"/>
-        </w:rPr>
-      </w:pPr>
-      <w:r>
-        <w:rPr>
-          <w:rFonts w:ascii="Times New Roman" w:eastAsia="Times New Roman" w:hAnsi="Times New Roman" w:cs="Times New Roman"/>
-        </w:rPr>
-        <w:t xml:space="preserve">Dissertation: </w:t>
-      </w:r>
-      <w:r>
-        <w:rPr>
-          <w:rFonts w:ascii="Times New Roman" w:eastAsia="Times New Roman" w:hAnsi="Times New Roman" w:cs="Times New Roman"/>
-          <w:i/>
-        </w:rPr>
-        <w:t>The Consequences of Environmental Harm: Essays on Health, Housing Markets, and Political Economy</w:t>
-      </w:r>
-    </w:p>
-    <w:p>
-      <w:pPr>
-        <w:rPr>
-          <w:rFonts w:ascii="Times New Roman" w:hAnsi="Times New Roman" w:cs="Times New Roman"/>
-        </w:rPr>
-      </w:pPr>
-    </w:p>
-    <w:p>
-      <w:pPr>
+          <w:rFonts w:ascii="Georgia" w:hAnsi="Georgia" w:cs="Calibri"/>
+          <w:sz w:val="20"/>
+          <w:szCs w:val="20"/>
+        </w:rPr>
+      </w:pPr>
+      <w:r>
+        <w:rPr>
+          <w:rFonts w:ascii="Georgia" w:hAnsi="Georgia" w:cs="Calibri"/>
+          <w:sz w:val="20"/>
+          <w:szCs w:val="20"/>
+        </w:rPr>
+        <w:t>Ph.D.</w:t>
+      </w:r>
+      <w:r>
+        <w:rPr>
+          <w:rFonts w:ascii="Georgia" w:hAnsi="Georgia" w:cs="Calibri"/>
+          <w:sz w:val="20"/>
+          <w:szCs w:val="20"/>
+        </w:rPr>
+        <w:t xml:space="preserve"> </w:t>
+      </w:r>
+      <w:r>
+        <w:rPr>
+          <w:rFonts w:ascii="Georgia" w:hAnsi="Georgia" w:cs="Calibri"/>
+          <w:sz w:val="20"/>
+          <w:szCs w:val="20"/>
+        </w:rPr>
+        <w:t>Economics</w:t>
+      </w:r>
+      <w:r>
+        <w:rPr>
+          <w:rFonts w:ascii="Georgia" w:hAnsi="Georgia" w:cs="Calibri"/>
+          <w:sz w:val="20"/>
+          <w:szCs w:val="20"/>
+        </w:rPr>
+        <w:t>, 2020 to 2026 (expected)</w:t>
+      </w:r>
+    </w:p>
+    <w:p>
+      <w:pPr>
+        <w:spacing w:line="276" w:lineRule="auto"/>
+        <w:rPr>
+          <w:rFonts w:ascii="Georgia" w:hAnsi="Georgia" w:cs="Calibri"/>
+          <w:sz w:val="20"/>
+          <w:szCs w:val="20"/>
+        </w:rPr>
+      </w:pPr>
+    </w:p>
+    <w:p>
+      <w:pPr>
+        <w:spacing w:line="276" w:lineRule="auto"/>
         <w:ind w:left="1440" w:firstLine="720"/>
         <w:rPr>
-          <w:rFonts w:ascii="Times New Roman" w:hAnsi="Times New Roman" w:cs="Times New Roman"/>
-          <w:b/>
-          <w:bCs/>
-        </w:rPr>
-      </w:pPr>
-      <w:r>
-        <w:rPr>
-          <w:rFonts w:ascii="Times New Roman" w:hAnsi="Times New Roman" w:cs="Times New Roman"/>
-          <w:b/>
-          <w:bCs/>
+          <w:rFonts w:ascii="Georgia" w:hAnsi="Georgia" w:cs="Calibri"/>
+          <w:b/>
+          <w:bCs/>
+          <w:sz w:val="20"/>
+          <w:szCs w:val="20"/>
+        </w:rPr>
+      </w:pPr>
+      <w:r>
+        <w:rPr>
+          <w:rFonts w:ascii="Georgia" w:hAnsi="Georgia" w:cs="Calibri"/>
+          <w:b/>
+          <w:bCs/>
+          <w:sz w:val="20"/>
+          <w:szCs w:val="20"/>
         </w:rPr>
         <w:t>University of Chicago</w:t>
       </w:r>
     </w:p>
     <w:p>
       <w:pPr>
+        <w:spacing w:line="276" w:lineRule="auto"/>
         <w:ind w:left="2160" w:firstLine="720"/>
         <w:rPr>
-          <w:rFonts w:ascii="Times New Roman" w:hAnsi="Times New Roman" w:cs="Times New Roman"/>
-        </w:rPr>
-      </w:pPr>
-      <w:r>
-        <w:rPr>
-          <w:rFonts w:ascii="Times New Roman" w:hAnsi="Times New Roman" w:cs="Times New Roman"/>
+          <w:rFonts w:ascii="Georgia" w:hAnsi="Georgia" w:cs="Calibri"/>
+          <w:sz w:val="20"/>
+          <w:szCs w:val="20"/>
+        </w:rPr>
+      </w:pPr>
+      <w:r>
+        <w:rPr>
+          <w:rFonts w:ascii="Georgia" w:hAnsi="Georgia" w:cs="Calibri"/>
+          <w:sz w:val="20"/>
+          <w:szCs w:val="20"/>
         </w:rPr>
         <w:t>M.P.P. Public Policy, honors, 2018 to 2020</w:t>
       </w:r>
     </w:p>
     <w:p>
       <w:pPr>
-        <w:rPr>
-          <w:rFonts w:ascii="Times New Roman" w:hAnsi="Times New Roman" w:cs="Times New Roman"/>
-        </w:rPr>
-      </w:pPr>
-    </w:p>
-    <w:p>
-      <w:pPr>
+        <w:spacing w:line="276" w:lineRule="auto"/>
+        <w:rPr>
+          <w:rFonts w:ascii="Georgia" w:hAnsi="Georgia" w:cs="Calibri"/>
+          <w:sz w:val="20"/>
+          <w:szCs w:val="20"/>
+        </w:rPr>
+      </w:pPr>
+    </w:p>
+    <w:p>
+      <w:pPr>
+        <w:spacing w:line="276" w:lineRule="auto"/>
         <w:ind w:left="1440" w:firstLine="720"/>
         <w:rPr>
-          <w:rFonts w:ascii="Times New Roman" w:hAnsi="Times New Roman" w:cs="Times New Roman"/>
-          <w:b/>
-          <w:bCs/>
-        </w:rPr>
-      </w:pPr>
-      <w:r>
-        <w:rPr>
-          <w:rFonts w:ascii="Times New Roman" w:hAnsi="Times New Roman" w:cs="Times New Roman"/>
-          <w:b/>
-          <w:bCs/>
+          <w:rFonts w:ascii="Georgia" w:hAnsi="Georgia" w:cs="Calibri"/>
+          <w:b/>
+          <w:bCs/>
+          <w:sz w:val="20"/>
+          <w:szCs w:val="20"/>
+        </w:rPr>
+      </w:pPr>
+      <w:r>
+        <w:rPr>
+          <w:rFonts w:ascii="Georgia" w:hAnsi="Georgia" w:cs="Calibri"/>
+          <w:b/>
+          <w:bCs/>
+          <w:sz w:val="20"/>
+          <w:szCs w:val="20"/>
         </w:rPr>
         <w:t xml:space="preserve">New York University Abu Dhabi </w:t>
       </w:r>
     </w:p>
     <w:p>
       <w:pPr>
-        <w:rPr>
-          <w:rFonts w:ascii="Times New Roman" w:hAnsi="Times New Roman" w:cs="Times New Roman"/>
-        </w:rPr>
-      </w:pPr>
-      <w:r>
-        <w:rPr>
-          <w:rFonts w:ascii="Times New Roman" w:hAnsi="Times New Roman" w:cs="Times New Roman"/>
-        </w:rPr>
-        <w:tab/>
-      </w:r>
-      <w:r>
-        <w:rPr>
-          <w:rFonts w:ascii="Times New Roman" w:hAnsi="Times New Roman" w:cs="Times New Roman"/>
-        </w:rPr>
-        <w:tab/>
-      </w:r>
-      <w:r>
-        <w:rPr>
-          <w:rFonts w:ascii="Times New Roman" w:hAnsi="Times New Roman" w:cs="Times New Roman"/>
-        </w:rPr>
-        <w:tab/>
-      </w:r>
-      <w:r>
-        <w:rPr>
-          <w:rFonts w:ascii="Times New Roman" w:hAnsi="Times New Roman" w:cs="Times New Roman"/>
-        </w:rPr>
-        <w:tab/>
-      </w:r>
-      <w:r>
-        <w:rPr>
-          <w:rFonts w:ascii="Times New Roman" w:hAnsi="Times New Roman" w:cs="Times New Roman"/>
-        </w:rPr>
+        <w:spacing w:line="276" w:lineRule="auto"/>
+        <w:rPr>
+          <w:rFonts w:ascii="Georgia" w:hAnsi="Georgia" w:cs="Calibri"/>
+          <w:sz w:val="20"/>
+          <w:szCs w:val="20"/>
+        </w:rPr>
+      </w:pPr>
+      <w:r>
+        <w:rPr>
+          <w:rFonts w:ascii="Georgia" w:hAnsi="Georgia" w:cs="Calibri"/>
+          <w:sz w:val="20"/>
+          <w:szCs w:val="20"/>
+        </w:rPr>
+        <w:tab/>
+      </w:r>
+      <w:r>
+        <w:rPr>
+          <w:rFonts w:ascii="Georgia" w:hAnsi="Georgia" w:cs="Calibri"/>
+          <w:sz w:val="20"/>
+          <w:szCs w:val="20"/>
+        </w:rPr>
+        <w:tab/>
+      </w:r>
+      <w:r>
+        <w:rPr>
+          <w:rFonts w:ascii="Georgia" w:hAnsi="Georgia" w:cs="Calibri"/>
+          <w:sz w:val="20"/>
+          <w:szCs w:val="20"/>
+        </w:rPr>
+        <w:tab/>
+      </w:r>
+      <w:r>
+        <w:rPr>
+          <w:rFonts w:ascii="Georgia" w:hAnsi="Georgia" w:cs="Calibri"/>
+          <w:sz w:val="20"/>
+          <w:szCs w:val="20"/>
+        </w:rPr>
+        <w:tab/>
         <w:t>B.A. Economics, Music, cum laude, 2010 to 2014</w:t>
       </w:r>
     </w:p>
     <w:p>
       <w:pPr>
-        <w:rPr>
-          <w:rFonts w:ascii="Times New Roman" w:hAnsi="Times New Roman" w:cs="Times New Roman"/>
-          <w:b/>
-          <w:bCs/>
-        </w:rPr>
-      </w:pPr>
-    </w:p>
-    <w:p>
-      <w:pPr>
-        <w:rPr>
-          <w:rFonts w:ascii="Times New Roman" w:hAnsi="Times New Roman" w:cs="Times New Roman"/>
-          <w:b/>
-          <w:bCs/>
-        </w:rPr>
-      </w:pPr>
-      <w:r>
-        <w:rPr>
-          <w:rFonts w:ascii="Times New Roman" w:hAnsi="Times New Roman" w:cs="Times New Roman"/>
-          <w:b/>
-          <w:bCs/>
-        </w:rPr>
-        <w:t>Fields</w:t>
-      </w:r>
-      <w:r>
-        <w:rPr>
-          <w:rFonts w:ascii="Times New Roman" w:hAnsi="Times New Roman" w:cs="Times New Roman"/>
-          <w:b/>
-          <w:bCs/>
-        </w:rPr>
-        <w:t xml:space="preserve"> of Study</w:t>
-      </w:r>
-    </w:p>
-    <w:p>
-      <w:pPr>
-        <w:rPr>
-          <w:rFonts w:ascii="Times New Roman" w:hAnsi="Times New Roman" w:cs="Times New Roman"/>
-        </w:rPr>
-      </w:pPr>
-      <w:r>
-        <w:rPr>
-          <w:rFonts w:ascii="Times New Roman" w:hAnsi="Times New Roman" w:cs="Times New Roman"/>
+        <w:spacing w:line="276" w:lineRule="auto"/>
+        <w:rPr>
+          <w:rFonts w:ascii="Georgia" w:hAnsi="Georgia" w:cs="Calibri"/>
+          <w:b/>
+          <w:bCs/>
+          <w:sz w:val="20"/>
+          <w:szCs w:val="20"/>
+        </w:rPr>
+      </w:pPr>
+    </w:p>
+    <w:p>
+      <w:pPr>
+        <w:spacing w:line="276" w:lineRule="auto"/>
+        <w:rPr>
+          <w:rFonts w:ascii="Georgia" w:hAnsi="Georgia" w:cs="Calibri"/>
+          <w:sz w:val="20"/>
+          <w:szCs w:val="20"/>
+        </w:rPr>
+      </w:pPr>
+      <w:r>
+        <w:rPr>
+          <w:rFonts w:ascii="Georgia" w:hAnsi="Georgia" w:cs="Calibri"/>
+          <w:b/>
+          <w:bCs/>
+          <w:sz w:val="20"/>
+          <w:szCs w:val="20"/>
+        </w:rPr>
+        <w:t xml:space="preserve">Fields </w:t>
+      </w:r>
+      <w:r>
+        <w:rPr>
+          <w:rFonts w:ascii="Georgia" w:hAnsi="Georgia" w:cs="Calibri"/>
+          <w:b/>
+          <w:bCs/>
+          <w:sz w:val="20"/>
+          <w:szCs w:val="20"/>
+        </w:rPr>
+        <w:tab/>
+      </w:r>
+      <w:r>
+        <w:rPr>
+          <w:rFonts w:ascii="Georgia" w:hAnsi="Georgia" w:cs="Calibri"/>
+          <w:b/>
+          <w:bCs/>
+          <w:sz w:val="20"/>
+          <w:szCs w:val="20"/>
+        </w:rPr>
+        <w:tab/>
+      </w:r>
+      <w:r>
+        <w:rPr>
+          <w:rFonts w:ascii="Georgia" w:hAnsi="Georgia" w:cs="Calibri"/>
+          <w:b/>
+          <w:bCs/>
+          <w:sz w:val="20"/>
+          <w:szCs w:val="20"/>
+        </w:rPr>
+        <w:tab/>
+      </w:r>
+      <w:r>
+        <w:rPr>
+          <w:rFonts w:ascii="Georgia" w:hAnsi="Georgia" w:cs="Calibri"/>
+          <w:sz w:val="20"/>
+          <w:szCs w:val="20"/>
         </w:rPr>
         <w:t>Environmental Economics</w:t>
       </w:r>
-      <w:r>
-        <w:rPr>
-          <w:rFonts w:ascii="Times New Roman" w:hAnsi="Times New Roman" w:cs="Times New Roman"/>
-        </w:rPr>
-        <w:t xml:space="preserve">; </w:t>
-      </w:r>
-      <w:r>
-        <w:rPr>
-          <w:rFonts w:ascii="Times New Roman" w:hAnsi="Times New Roman" w:cs="Times New Roman"/>
+    </w:p>
+    <w:p>
+      <w:pPr>
+        <w:spacing w:line="276" w:lineRule="auto"/>
+        <w:rPr>
+          <w:rFonts w:ascii="Georgia" w:hAnsi="Georgia" w:cs="Calibri"/>
+          <w:sz w:val="20"/>
+          <w:szCs w:val="20"/>
+        </w:rPr>
+      </w:pPr>
+      <w:r>
+        <w:rPr>
+          <w:rFonts w:ascii="Georgia" w:hAnsi="Georgia" w:cs="Calibri"/>
+          <w:sz w:val="20"/>
+          <w:szCs w:val="20"/>
+        </w:rPr>
+        <w:tab/>
+      </w:r>
+      <w:r>
+        <w:rPr>
+          <w:rFonts w:ascii="Georgia" w:hAnsi="Georgia" w:cs="Calibri"/>
+          <w:sz w:val="20"/>
+          <w:szCs w:val="20"/>
+        </w:rPr>
+        <w:tab/>
+      </w:r>
+      <w:r>
+        <w:rPr>
+          <w:rFonts w:ascii="Georgia" w:hAnsi="Georgia" w:cs="Calibri"/>
+          <w:sz w:val="20"/>
+          <w:szCs w:val="20"/>
+        </w:rPr>
+        <w:tab/>
+      </w:r>
+      <w:r>
+        <w:rPr>
+          <w:rFonts w:ascii="Georgia" w:hAnsi="Georgia" w:cs="Calibri"/>
+          <w:sz w:val="20"/>
+          <w:szCs w:val="20"/>
         </w:rPr>
         <w:t>Urban Economics</w:t>
       </w:r>
     </w:p>
     <w:p>
       <w:pPr>
-        <w:rPr>
-          <w:rFonts w:ascii="Times New Roman" w:hAnsi="Times New Roman" w:cs="Times New Roman"/>
-          <w:b/>
-          <w:bCs/>
-        </w:rPr>
-      </w:pPr>
-    </w:p>
-    <w:p>
-      <w:pPr>
-        <w:rPr>
-          <w:rFonts w:ascii="Times New Roman" w:hAnsi="Times New Roman" w:cs="Times New Roman"/>
-          <w:b/>
-          <w:bCs/>
-        </w:rPr>
-      </w:pPr>
-      <w:r>
-        <w:rPr>
-          <w:rFonts w:ascii="Times New Roman" w:hAnsi="Times New Roman" w:cs="Times New Roman"/>
-          <w:b/>
-          <w:bCs/>
-        </w:rPr>
-        <w:t>Dissertation</w:t>
-      </w:r>
-      <w:r>
-        <w:rPr>
-          <w:rFonts w:ascii="Times New Roman" w:hAnsi="Times New Roman" w:cs="Times New Roman"/>
-          <w:b/>
-          <w:bCs/>
-        </w:rPr>
-        <w:t xml:space="preserve"> Committee</w:t>
-      </w:r>
-      <w:r>
-        <w:rPr>
-          <w:rFonts w:ascii="Times New Roman" w:hAnsi="Times New Roman" w:cs="Times New Roman"/>
-          <w:b/>
-          <w:bCs/>
-        </w:rPr>
-        <w:tab/>
-      </w:r>
-      <w:r>
-        <w:rPr>
-          <w:rFonts w:ascii="Times New Roman" w:hAnsi="Times New Roman" w:cs="Times New Roman"/>
-          <w:b/>
-          <w:bCs/>
-        </w:rPr>
-        <w:tab/>
-      </w:r>
-    </w:p>
-    <w:p>
-      <w:pPr>
-        <w:rPr>
-          <w:rFonts w:ascii="Times New Roman" w:hAnsi="Times New Roman" w:cs="Times New Roman"/>
-        </w:rPr>
-      </w:pPr>
-      <w:r>
-        <w:rPr>
-          <w:rFonts w:ascii="Times New Roman" w:hAnsi="Times New Roman" w:cs="Times New Roman"/>
-        </w:rPr>
-        <w:t>Olivier Deschênes</w:t>
-      </w:r>
-      <w:r>
-        <w:rPr>
-          <w:rFonts w:ascii="Times New Roman" w:hAnsi="Times New Roman" w:cs="Times New Roman"/>
-        </w:rPr>
-        <w:t xml:space="preserve">, </w:t>
-      </w:r>
-      <w:r>
-        <w:rPr>
-          <w:rFonts w:ascii="Times New Roman" w:hAnsi="Times New Roman" w:cs="Times New Roman"/>
-        </w:rPr>
-        <w:t>Chair</w:t>
-      </w:r>
-      <w:r>
-        <w:rPr>
-          <w:rFonts w:ascii="Times New Roman" w:hAnsi="Times New Roman" w:cs="Times New Roman"/>
-        </w:rPr>
-        <w:t xml:space="preserve">; </w:t>
-      </w:r>
-      <w:r>
-        <w:rPr>
-          <w:rFonts w:ascii="Times New Roman" w:hAnsi="Times New Roman" w:cs="Times New Roman"/>
+        <w:spacing w:line="276" w:lineRule="auto"/>
+        <w:rPr>
+          <w:rFonts w:ascii="Georgia" w:hAnsi="Georgia" w:cs="Calibri"/>
+          <w:b/>
+          <w:bCs/>
+          <w:sz w:val="20"/>
+          <w:szCs w:val="20"/>
+        </w:rPr>
+      </w:pPr>
+    </w:p>
+    <w:p>
+      <w:pPr>
+        <w:spacing w:line="276" w:lineRule="auto"/>
+        <w:rPr>
+          <w:rFonts w:ascii="Georgia" w:hAnsi="Georgia" w:cs="Calibri"/>
+          <w:sz w:val="20"/>
+          <w:szCs w:val="20"/>
+        </w:rPr>
+      </w:pPr>
+      <w:r>
+        <w:rPr>
+          <w:rFonts w:ascii="Georgia" w:hAnsi="Georgia" w:cs="Calibri"/>
+          <w:b/>
+          <w:bCs/>
+          <w:sz w:val="20"/>
+          <w:szCs w:val="20"/>
+        </w:rPr>
+        <w:t>References</w:t>
+      </w:r>
+      <w:r>
+        <w:rPr>
+          <w:rFonts w:ascii="Georgia" w:hAnsi="Georgia" w:cs="Calibri"/>
+          <w:b/>
+          <w:bCs/>
+          <w:sz w:val="20"/>
+          <w:szCs w:val="20"/>
+        </w:rPr>
+        <w:tab/>
+      </w:r>
+      <w:r>
+        <w:rPr>
+          <w:rFonts w:ascii="Georgia" w:hAnsi="Georgia" w:cs="Calibri"/>
+          <w:b/>
+          <w:bCs/>
+          <w:sz w:val="20"/>
+          <w:szCs w:val="20"/>
+        </w:rPr>
+        <w:tab/>
+      </w:r>
+      <w:r>
+        <w:rPr>
+          <w:rFonts w:ascii="Georgia" w:hAnsi="Georgia" w:cs="Calibri"/>
+          <w:sz w:val="20"/>
+          <w:szCs w:val="20"/>
+        </w:rPr>
+        <w:t xml:space="preserve">Olivier </w:t>
+      </w:r>
+      <w:r>
+        <w:rPr>
+          <w:rFonts w:ascii="Georgia" w:hAnsi="Georgia" w:cs="Calibri"/>
+          <w:sz w:val="20"/>
+          <w:szCs w:val="20"/>
+        </w:rPr>
+        <w:t>Desch</w:t>
+      </w:r>
+      <w:r>
+        <w:rPr>
+          <w:rFonts w:ascii="Georgia" w:hAnsi="Georgia" w:cs="Calibri"/>
+          <w:sz w:val="20"/>
+          <w:szCs w:val="20"/>
+        </w:rPr>
+        <w:t>ê</w:t>
+      </w:r>
+      <w:r>
+        <w:rPr>
+          <w:rFonts w:ascii="Georgia" w:hAnsi="Georgia" w:cs="Calibri"/>
+          <w:sz w:val="20"/>
+          <w:szCs w:val="20"/>
+        </w:rPr>
+        <w:t>nes (Chair)</w:t>
+      </w:r>
+      <w:r>
+        <w:rPr>
+          <w:rFonts w:ascii="Georgia" w:hAnsi="Georgia" w:cs="Calibri"/>
+          <w:sz w:val="20"/>
+          <w:szCs w:val="20"/>
+        </w:rPr>
+        <w:tab/>
+      </w:r>
+      <w:r>
+        <w:rPr>
+          <w:rFonts w:ascii="Georgia" w:hAnsi="Georgia" w:cs="Calibri"/>
+          <w:sz w:val="20"/>
+          <w:szCs w:val="20"/>
+        </w:rPr>
+        <w:tab/>
+      </w:r>
+      <w:r>
+        <w:rPr>
+          <w:rFonts w:ascii="Georgia" w:hAnsi="Georgia" w:cs="Calibri"/>
+          <w:sz w:val="20"/>
+          <w:szCs w:val="20"/>
+        </w:rPr>
+        <w:tab/>
+      </w:r>
+      <w:r>
+        <w:rPr>
+          <w:rFonts w:ascii="Georgia" w:hAnsi="Georgia" w:cs="Calibri"/>
+          <w:sz w:val="20"/>
+          <w:szCs w:val="20"/>
         </w:rPr>
         <w:t>Kelsey Jack</w:t>
       </w:r>
-      <w:r>
-        <w:rPr>
-          <w:rFonts w:ascii="Times New Roman" w:hAnsi="Times New Roman" w:cs="Times New Roman"/>
-        </w:rPr>
-        <w:t xml:space="preserve">; </w:t>
-      </w:r>
-      <w:r>
-        <w:rPr>
-          <w:rFonts w:ascii="Times New Roman" w:hAnsi="Times New Roman" w:cs="Times New Roman"/>
+    </w:p>
+    <w:p>
+      <w:pPr>
+        <w:spacing w:line="276" w:lineRule="auto"/>
+        <w:rPr>
+          <w:rFonts w:ascii="Georgia" w:hAnsi="Georgia" w:cs="Calibri"/>
+          <w:sz w:val="20"/>
+          <w:szCs w:val="20"/>
+        </w:rPr>
+      </w:pPr>
+      <w:r>
+        <w:rPr>
+          <w:rFonts w:ascii="Georgia" w:hAnsi="Georgia" w:cs="Calibri"/>
+          <w:sz w:val="20"/>
+          <w:szCs w:val="20"/>
+        </w:rPr>
+        <w:tab/>
+      </w:r>
+      <w:r>
+        <w:rPr>
+          <w:rFonts w:ascii="Georgia" w:hAnsi="Georgia" w:cs="Calibri"/>
+          <w:sz w:val="20"/>
+          <w:szCs w:val="20"/>
+        </w:rPr>
+        <w:tab/>
+      </w:r>
+      <w:r>
+        <w:rPr>
+          <w:rFonts w:ascii="Georgia" w:hAnsi="Georgia" w:cs="Calibri"/>
+          <w:sz w:val="20"/>
+          <w:szCs w:val="20"/>
+        </w:rPr>
+        <w:tab/>
+      </w:r>
+      <w:r>
+        <w:rPr>
+          <w:rFonts w:ascii="Georgia" w:hAnsi="Georgia" w:cs="Calibri"/>
+          <w:sz w:val="20"/>
+          <w:szCs w:val="20"/>
+        </w:rPr>
+        <w:t>Professor</w:t>
+      </w:r>
+      <w:r>
+        <w:rPr>
+          <w:rFonts w:ascii="Georgia" w:hAnsi="Georgia" w:cs="Calibri"/>
+          <w:sz w:val="20"/>
+          <w:szCs w:val="20"/>
+        </w:rPr>
+        <w:tab/>
+      </w:r>
+      <w:r>
+        <w:rPr>
+          <w:rFonts w:ascii="Georgia" w:hAnsi="Georgia" w:cs="Calibri"/>
+          <w:sz w:val="20"/>
+          <w:szCs w:val="20"/>
+        </w:rPr>
+        <w:tab/>
+      </w:r>
+      <w:r>
+        <w:rPr>
+          <w:rFonts w:ascii="Georgia" w:hAnsi="Georgia" w:cs="Calibri"/>
+          <w:sz w:val="20"/>
+          <w:szCs w:val="20"/>
+        </w:rPr>
+        <w:tab/>
+      </w:r>
+      <w:r>
+        <w:rPr>
+          <w:rFonts w:ascii="Georgia" w:hAnsi="Georgia" w:cs="Calibri"/>
+          <w:sz w:val="20"/>
+          <w:szCs w:val="20"/>
+        </w:rPr>
+        <w:tab/>
+      </w:r>
+      <w:r>
+        <w:rPr>
+          <w:rFonts w:ascii="Georgia" w:hAnsi="Georgia" w:cs="Calibri"/>
+          <w:sz w:val="20"/>
+          <w:szCs w:val="20"/>
+        </w:rPr>
+        <w:tab/>
+      </w:r>
+      <w:r>
+        <w:rPr>
+          <w:rFonts w:ascii="Georgia" w:hAnsi="Georgia" w:cs="Calibri"/>
+          <w:sz w:val="20"/>
+          <w:szCs w:val="20"/>
+        </w:rPr>
+        <w:t>Associate Professor</w:t>
+      </w:r>
+    </w:p>
+    <w:p>
+      <w:pPr>
+        <w:spacing w:line="276" w:lineRule="auto"/>
+        <w:rPr>
+          <w:rFonts w:ascii="Georgia" w:hAnsi="Georgia" w:cs="Calibri"/>
+          <w:sz w:val="20"/>
+          <w:szCs w:val="20"/>
+        </w:rPr>
+      </w:pPr>
+      <w:r>
+        <w:rPr>
+          <w:rFonts w:ascii="Georgia" w:hAnsi="Georgia" w:cs="Calibri"/>
+          <w:sz w:val="20"/>
+          <w:szCs w:val="20"/>
+        </w:rPr>
+        <w:tab/>
+      </w:r>
+      <w:r>
+        <w:rPr>
+          <w:rFonts w:ascii="Georgia" w:hAnsi="Georgia" w:cs="Calibri"/>
+          <w:sz w:val="20"/>
+          <w:szCs w:val="20"/>
+        </w:rPr>
+        <w:tab/>
+      </w:r>
+      <w:r>
+        <w:rPr>
+          <w:rFonts w:ascii="Georgia" w:hAnsi="Georgia" w:cs="Calibri"/>
+          <w:sz w:val="20"/>
+          <w:szCs w:val="20"/>
+        </w:rPr>
+        <w:tab/>
+      </w:r>
+      <w:r>
+        <w:rPr>
+          <w:rFonts w:ascii="Georgia" w:hAnsi="Georgia" w:cs="Calibri"/>
+          <w:sz w:val="20"/>
+          <w:szCs w:val="20"/>
+        </w:rPr>
+        <w:t>Department of Economics</w:t>
+      </w:r>
+      <w:r>
+        <w:rPr>
+          <w:rFonts w:ascii="Georgia" w:hAnsi="Georgia" w:cs="Calibri"/>
+          <w:sz w:val="20"/>
+          <w:szCs w:val="20"/>
+        </w:rPr>
+        <w:tab/>
+      </w:r>
+      <w:r>
+        <w:rPr>
+          <w:rFonts w:ascii="Georgia" w:hAnsi="Georgia" w:cs="Calibri"/>
+          <w:sz w:val="20"/>
+          <w:szCs w:val="20"/>
+        </w:rPr>
+        <w:tab/>
+      </w:r>
+      <w:r>
+        <w:rPr>
+          <w:rFonts w:ascii="Georgia" w:hAnsi="Georgia" w:cs="Calibri"/>
+          <w:sz w:val="20"/>
+          <w:szCs w:val="20"/>
+        </w:rPr>
+        <w:tab/>
+      </w:r>
+      <w:r>
+        <w:rPr>
+          <w:rFonts w:ascii="Georgia" w:hAnsi="Georgia" w:cs="Calibri"/>
+          <w:sz w:val="20"/>
+          <w:szCs w:val="20"/>
+        </w:rPr>
+        <w:t>Haas School of Business</w:t>
+      </w:r>
+    </w:p>
+    <w:p>
+      <w:pPr>
+        <w:spacing w:line="276" w:lineRule="auto"/>
+        <w:rPr>
+          <w:rFonts w:ascii="Georgia" w:hAnsi="Georgia" w:cs="Calibri"/>
+          <w:sz w:val="20"/>
+          <w:szCs w:val="20"/>
+        </w:rPr>
+      </w:pPr>
+      <w:r>
+        <w:rPr>
+          <w:rFonts w:ascii="Georgia" w:hAnsi="Georgia" w:cs="Calibri"/>
+          <w:sz w:val="20"/>
+          <w:szCs w:val="20"/>
+        </w:rPr>
+        <w:tab/>
+      </w:r>
+      <w:r>
+        <w:rPr>
+          <w:rFonts w:ascii="Georgia" w:hAnsi="Georgia" w:cs="Calibri"/>
+          <w:sz w:val="20"/>
+          <w:szCs w:val="20"/>
+        </w:rPr>
+        <w:tab/>
+      </w:r>
+      <w:r>
+        <w:rPr>
+          <w:rFonts w:ascii="Georgia" w:hAnsi="Georgia" w:cs="Calibri"/>
+          <w:sz w:val="20"/>
+          <w:szCs w:val="20"/>
+        </w:rPr>
+        <w:tab/>
+      </w:r>
+      <w:r>
+        <w:rPr>
+          <w:rFonts w:ascii="Georgia" w:hAnsi="Georgia" w:cs="Calibri"/>
+          <w:sz w:val="20"/>
+          <w:szCs w:val="20"/>
+        </w:rPr>
+        <w:t>University of California, Santa Barbara</w:t>
+      </w:r>
+      <w:r>
+        <w:rPr>
+          <w:rFonts w:ascii="Georgia" w:hAnsi="Georgia" w:cs="Calibri"/>
+          <w:sz w:val="20"/>
+          <w:szCs w:val="20"/>
+        </w:rPr>
+        <w:tab/>
+      </w:r>
+      <w:r>
+        <w:rPr>
+          <w:rFonts w:ascii="Georgia" w:hAnsi="Georgia" w:cs="Calibri"/>
+          <w:sz w:val="20"/>
+          <w:szCs w:val="20"/>
+        </w:rPr>
+        <w:tab/>
+      </w:r>
+      <w:r>
+        <w:rPr>
+          <w:rFonts w:ascii="Georgia" w:hAnsi="Georgia" w:cs="Calibri"/>
+          <w:sz w:val="20"/>
+          <w:szCs w:val="20"/>
+        </w:rPr>
+        <w:t>University of California, Berkeley</w:t>
+      </w:r>
+    </w:p>
+    <w:p>
+      <w:pPr>
+        <w:spacing w:line="276" w:lineRule="auto"/>
+        <w:rPr>
+          <w:rFonts w:ascii="Georgia" w:hAnsi="Georgia" w:cs="Calibri"/>
+          <w:sz w:val="20"/>
+          <w:szCs w:val="20"/>
+        </w:rPr>
+      </w:pPr>
+      <w:r>
+        <w:rPr>
+          <w:rFonts w:ascii="Georgia" w:hAnsi="Georgia" w:cs="Calibri"/>
+          <w:sz w:val="20"/>
+          <w:szCs w:val="20"/>
+        </w:rPr>
+        <w:tab/>
+      </w:r>
+      <w:r>
+        <w:rPr>
+          <w:rFonts w:ascii="Georgia" w:hAnsi="Georgia" w:cs="Calibri"/>
+          <w:sz w:val="20"/>
+          <w:szCs w:val="20"/>
+        </w:rPr>
+        <w:tab/>
+      </w:r>
+      <w:r>
+        <w:rPr>
+          <w:rFonts w:ascii="Georgia" w:hAnsi="Georgia" w:cs="Calibri"/>
+          <w:sz w:val="20"/>
+          <w:szCs w:val="20"/>
+        </w:rPr>
+        <w:tab/>
+      </w:r>
+      <w:r>
+        <w:rPr>
+          <w:rFonts w:ascii="Georgia" w:hAnsi="Georgia" w:cs="Calibri"/>
+          <w:sz w:val="20"/>
+          <w:szCs w:val="20"/>
+        </w:rPr>
+        <w:t>olivier@econ.ucsb.edu</w:t>
+      </w:r>
+      <w:r>
+        <w:rPr>
+          <w:rFonts w:ascii="Georgia" w:hAnsi="Georgia" w:cs="Calibri"/>
+          <w:sz w:val="20"/>
+          <w:szCs w:val="20"/>
+        </w:rPr>
+        <w:tab/>
+      </w:r>
+      <w:r>
+        <w:rPr>
+          <w:rFonts w:ascii="Georgia" w:hAnsi="Georgia" w:cs="Calibri"/>
+          <w:sz w:val="20"/>
+          <w:szCs w:val="20"/>
+        </w:rPr>
+        <w:tab/>
+      </w:r>
+      <w:r>
+        <w:rPr>
+          <w:rFonts w:ascii="Georgia" w:hAnsi="Georgia" w:cs="Calibri"/>
+          <w:sz w:val="20"/>
+          <w:szCs w:val="20"/>
+        </w:rPr>
+        <w:tab/>
+      </w:r>
+      <w:r>
+        <w:rPr>
+          <w:rFonts w:ascii="Georgia" w:hAnsi="Georgia" w:cs="Calibri"/>
+          <w:sz w:val="20"/>
+          <w:szCs w:val="20"/>
+        </w:rPr>
+        <w:tab/>
+      </w:r>
+      <w:r>
+        <w:rPr>
+          <w:rFonts w:ascii="Georgia" w:hAnsi="Georgia" w:cs="Calibri"/>
+          <w:sz w:val="20"/>
+          <w:szCs w:val="20"/>
+        </w:rPr>
+        <w:t>kelseyjack@berkeley.edu</w:t>
+      </w:r>
+    </w:p>
+    <w:p>
+      <w:pPr>
+        <w:spacing w:line="276" w:lineRule="auto"/>
+        <w:rPr>
+          <w:rFonts w:ascii="Georgia" w:hAnsi="Georgia" w:cs="Calibri"/>
+          <w:b/>
+          <w:bCs/>
+          <w:sz w:val="20"/>
+          <w:szCs w:val="20"/>
+        </w:rPr>
+      </w:pPr>
+    </w:p>
+    <w:p>
+      <w:pPr>
+        <w:spacing w:line="276" w:lineRule="auto"/>
+        <w:rPr>
+          <w:rFonts w:ascii="Georgia" w:hAnsi="Georgia" w:cs="Calibri"/>
+          <w:sz w:val="20"/>
+          <w:szCs w:val="20"/>
+        </w:rPr>
+      </w:pPr>
+      <w:r>
+        <w:rPr>
+          <w:rFonts w:ascii="Georgia" w:hAnsi="Georgia" w:cs="Calibri"/>
+          <w:b/>
+          <w:bCs/>
+          <w:sz w:val="20"/>
+          <w:szCs w:val="20"/>
+        </w:rPr>
+        <w:tab/>
+      </w:r>
+      <w:r>
+        <w:rPr>
+          <w:rFonts w:ascii="Georgia" w:hAnsi="Georgia" w:cs="Calibri"/>
+          <w:b/>
+          <w:bCs/>
+          <w:sz w:val="20"/>
+          <w:szCs w:val="20"/>
+        </w:rPr>
+        <w:tab/>
+      </w:r>
+      <w:r>
+        <w:rPr>
+          <w:rFonts w:ascii="Georgia" w:hAnsi="Georgia" w:cs="Calibri"/>
+          <w:b/>
+          <w:bCs/>
+          <w:sz w:val="20"/>
+          <w:szCs w:val="20"/>
+        </w:rPr>
+        <w:tab/>
+      </w:r>
+      <w:r>
+        <w:rPr>
+          <w:rFonts w:ascii="Georgia" w:hAnsi="Georgia" w:cs="Calibri"/>
+          <w:sz w:val="20"/>
+          <w:szCs w:val="20"/>
         </w:rPr>
         <w:t>Andrew Plantinga</w:t>
       </w:r>
       <w:r>
         <w:rPr>
-          <w:rFonts w:ascii="Times New Roman" w:hAnsi="Times New Roman" w:cs="Times New Roman"/>
-        </w:rPr>
-        <w:t xml:space="preserve">; </w:t>
-      </w:r>
-      <w:r>
-        <w:rPr>
-          <w:rFonts w:ascii="Times New Roman" w:hAnsi="Times New Roman" w:cs="Times New Roman"/>
+          <w:rFonts w:ascii="Georgia" w:hAnsi="Georgia" w:cs="Calibri"/>
+          <w:sz w:val="20"/>
+          <w:szCs w:val="20"/>
+        </w:rPr>
+        <w:tab/>
+      </w:r>
+      <w:r>
+        <w:rPr>
+          <w:rFonts w:ascii="Georgia" w:hAnsi="Georgia" w:cs="Calibri"/>
+          <w:sz w:val="20"/>
+          <w:szCs w:val="20"/>
+        </w:rPr>
+        <w:tab/>
+      </w:r>
+      <w:r>
+        <w:rPr>
+          <w:rFonts w:ascii="Georgia" w:hAnsi="Georgia" w:cs="Calibri"/>
+          <w:sz w:val="20"/>
+          <w:szCs w:val="20"/>
+        </w:rPr>
+        <w:tab/>
+      </w:r>
+      <w:r>
+        <w:rPr>
+          <w:rFonts w:ascii="Georgia" w:hAnsi="Georgia" w:cs="Calibri"/>
+          <w:sz w:val="20"/>
+          <w:szCs w:val="20"/>
+        </w:rPr>
+        <w:tab/>
+      </w:r>
+      <w:r>
+        <w:rPr>
+          <w:rFonts w:ascii="Georgia" w:hAnsi="Georgia" w:cs="Calibri"/>
+          <w:sz w:val="20"/>
+          <w:szCs w:val="20"/>
         </w:rPr>
         <w:t>Heather Royer</w:t>
       </w:r>
     </w:p>
     <w:p>
       <w:pPr>
-        <w:rPr>
-          <w:rFonts w:ascii="Times New Roman" w:hAnsi="Times New Roman" w:cs="Times New Roman"/>
-        </w:rPr>
-      </w:pPr>
-    </w:p>
-    <w:p>
-      <w:pPr>
-        <w:rPr>
-          <w:rFonts w:ascii="Times New Roman" w:hAnsi="Times New Roman" w:cs="Times New Roman"/>
-          <w:b/>
-          <w:bCs/>
-        </w:rPr>
-      </w:pPr>
-      <w:r>
-        <w:rPr>
-          <w:rFonts w:ascii="Times New Roman" w:hAnsi="Times New Roman" w:cs="Times New Roman"/>
-          <w:b/>
-          <w:bCs/>
-        </w:rPr>
-        <w:t>Publications and Manuscripts</w:t>
-      </w:r>
-    </w:p>
-    <w:p>
-      <w:pPr>
-        <w:pStyle w:val="ListParagraph"/>
-        <w:numPr>
-          <w:ilvl w:val="0"/>
-          <w:numId w:val="6"/>
-        </w:numPr>
-        <w:rPr>
-          <w:rFonts w:ascii="Times New Roman" w:hAnsi="Times New Roman" w:cs="Times New Roman"/>
-        </w:rPr>
-      </w:pPr>
-      <w:r>
-        <w:rPr>
-          <w:rFonts w:ascii="Times New Roman" w:eastAsia="Times New Roman" w:hAnsi="Times New Roman" w:cs="Times New Roman"/>
-          <w:iCs/>
-        </w:rPr>
-        <w:t>International Spillover Effects of Air Pollution: Evidence from Mortality and Health Data</w:t>
-      </w:r>
-      <w:r>
-        <w:rPr>
-          <w:rFonts w:ascii="Times New Roman" w:eastAsia="Times New Roman" w:hAnsi="Times New Roman" w:cs="Times New Roman"/>
+        <w:spacing w:line="276" w:lineRule="auto"/>
+        <w:rPr>
+          <w:rFonts w:ascii="Georgia" w:hAnsi="Georgia" w:cs="Calibri"/>
+          <w:sz w:val="20"/>
+          <w:szCs w:val="20"/>
+        </w:rPr>
+      </w:pPr>
+      <w:r>
+        <w:rPr>
+          <w:rFonts w:ascii="Georgia" w:hAnsi="Georgia" w:cs="Calibri"/>
+          <w:sz w:val="20"/>
+          <w:szCs w:val="20"/>
+        </w:rPr>
+        <w:tab/>
+      </w:r>
+      <w:r>
+        <w:rPr>
+          <w:rFonts w:ascii="Georgia" w:hAnsi="Georgia" w:cs="Calibri"/>
+          <w:sz w:val="20"/>
+          <w:szCs w:val="20"/>
+        </w:rPr>
+        <w:tab/>
+      </w:r>
+      <w:r>
+        <w:rPr>
+          <w:rFonts w:ascii="Georgia" w:hAnsi="Georgia" w:cs="Calibri"/>
+          <w:sz w:val="20"/>
+          <w:szCs w:val="20"/>
+        </w:rPr>
+        <w:tab/>
+        <w:t>Professor</w:t>
+      </w:r>
+      <w:r>
+        <w:rPr>
+          <w:rFonts w:ascii="Georgia" w:hAnsi="Georgia" w:cs="Calibri"/>
+          <w:sz w:val="20"/>
+          <w:szCs w:val="20"/>
+        </w:rPr>
+        <w:tab/>
+      </w:r>
+      <w:r>
+        <w:rPr>
+          <w:rFonts w:ascii="Georgia" w:hAnsi="Georgia" w:cs="Calibri"/>
+          <w:sz w:val="20"/>
+          <w:szCs w:val="20"/>
+        </w:rPr>
+        <w:tab/>
+      </w:r>
+      <w:r>
+        <w:rPr>
+          <w:rFonts w:ascii="Georgia" w:hAnsi="Georgia" w:cs="Calibri"/>
+          <w:sz w:val="20"/>
+          <w:szCs w:val="20"/>
+        </w:rPr>
+        <w:tab/>
+      </w:r>
+      <w:r>
+        <w:rPr>
+          <w:rFonts w:ascii="Georgia" w:hAnsi="Georgia" w:cs="Calibri"/>
+          <w:sz w:val="20"/>
+          <w:szCs w:val="20"/>
+        </w:rPr>
+        <w:tab/>
+      </w:r>
+      <w:r>
+        <w:rPr>
+          <w:rFonts w:ascii="Georgia" w:hAnsi="Georgia" w:cs="Calibri"/>
+          <w:sz w:val="20"/>
+          <w:szCs w:val="20"/>
+        </w:rPr>
+        <w:tab/>
+        <w:t>Professor</w:t>
+      </w:r>
+    </w:p>
+    <w:p>
+      <w:pPr>
+        <w:spacing w:line="276" w:lineRule="auto"/>
+        <w:ind w:left="1440" w:firstLine="720"/>
+        <w:rPr>
+          <w:rFonts w:ascii="Georgia" w:hAnsi="Georgia" w:cs="Calibri"/>
+          <w:sz w:val="20"/>
+          <w:szCs w:val="20"/>
+        </w:rPr>
+      </w:pPr>
+      <w:r>
+        <w:rPr>
+          <w:rFonts w:ascii="Georgia" w:hAnsi="Georgia" w:cs="Calibri"/>
+          <w:sz w:val="20"/>
+          <w:szCs w:val="20"/>
+        </w:rPr>
+        <w:t>Bren School of Environment</w:t>
+      </w:r>
+      <w:r>
+        <w:rPr>
+          <w:rFonts w:ascii="Georgia" w:hAnsi="Georgia" w:cs="Calibri"/>
+          <w:sz w:val="20"/>
+          <w:szCs w:val="20"/>
+        </w:rPr>
+        <w:tab/>
+      </w:r>
+      <w:r>
+        <w:rPr>
+          <w:rFonts w:ascii="Georgia" w:hAnsi="Georgia" w:cs="Calibri"/>
+          <w:sz w:val="20"/>
+          <w:szCs w:val="20"/>
+        </w:rPr>
+        <w:tab/>
+      </w:r>
+      <w:r>
+        <w:rPr>
+          <w:rFonts w:ascii="Georgia" w:hAnsi="Georgia" w:cs="Calibri"/>
+          <w:sz w:val="20"/>
+          <w:szCs w:val="20"/>
+        </w:rPr>
+        <w:tab/>
+      </w:r>
+      <w:r>
+        <w:rPr>
+          <w:rFonts w:ascii="Georgia" w:hAnsi="Georgia" w:cs="Calibri"/>
+          <w:sz w:val="20"/>
+          <w:szCs w:val="20"/>
+        </w:rPr>
+        <w:t>Department of Economics</w:t>
+      </w:r>
+    </w:p>
+    <w:p>
+      <w:pPr>
+        <w:spacing w:line="276" w:lineRule="auto"/>
+        <w:ind w:left="1440" w:firstLine="720"/>
+        <w:rPr>
+          <w:rFonts w:ascii="Georgia" w:hAnsi="Georgia" w:cs="Calibri"/>
+          <w:sz w:val="20"/>
+          <w:szCs w:val="20"/>
+        </w:rPr>
+      </w:pPr>
+      <w:r>
+        <w:rPr>
+          <w:rFonts w:ascii="Georgia" w:hAnsi="Georgia" w:cs="Calibri"/>
+          <w:sz w:val="20"/>
+          <w:szCs w:val="20"/>
+        </w:rPr>
+        <w:t>University of California, Santa Barbara</w:t>
+      </w:r>
+      <w:r>
+        <w:rPr>
+          <w:rFonts w:ascii="Georgia" w:hAnsi="Georgia" w:cs="Calibri"/>
+          <w:sz w:val="20"/>
+          <w:szCs w:val="20"/>
+        </w:rPr>
+        <w:tab/>
+      </w:r>
+      <w:r>
+        <w:rPr>
+          <w:rFonts w:ascii="Georgia" w:hAnsi="Georgia" w:cs="Calibri"/>
+          <w:sz w:val="20"/>
+          <w:szCs w:val="20"/>
+        </w:rPr>
+        <w:tab/>
+      </w:r>
+      <w:r>
+        <w:rPr>
+          <w:rFonts w:ascii="Georgia" w:hAnsi="Georgia" w:cs="Calibri"/>
+          <w:sz w:val="20"/>
+          <w:szCs w:val="20"/>
+        </w:rPr>
+        <w:t>University of California, Santa Barbar</w:t>
+      </w:r>
+      <w:r>
+        <w:rPr>
+          <w:rFonts w:ascii="Georgia" w:hAnsi="Georgia" w:cs="Calibri"/>
+          <w:sz w:val="20"/>
+          <w:szCs w:val="20"/>
+        </w:rPr>
+        <w:t>a</w:t>
+      </w:r>
+    </w:p>
+    <w:p>
+      <w:pPr>
+        <w:spacing w:line="276" w:lineRule="auto"/>
+        <w:rPr>
+          <w:rFonts w:ascii="Georgia" w:hAnsi="Georgia" w:cs="Calibri"/>
+          <w:sz w:val="20"/>
+          <w:szCs w:val="20"/>
+        </w:rPr>
+      </w:pPr>
+      <w:r>
+        <w:rPr>
+          <w:rFonts w:ascii="Georgia" w:hAnsi="Georgia" w:cs="Calibri"/>
+          <w:sz w:val="20"/>
+          <w:szCs w:val="20"/>
+        </w:rPr>
+        <w:tab/>
+      </w:r>
+      <w:r>
+        <w:rPr>
+          <w:rFonts w:ascii="Georgia" w:hAnsi="Georgia" w:cs="Calibri"/>
+          <w:sz w:val="20"/>
+          <w:szCs w:val="20"/>
+        </w:rPr>
+        <w:tab/>
+      </w:r>
+      <w:r>
+        <w:rPr>
+          <w:rFonts w:ascii="Georgia" w:hAnsi="Georgia" w:cs="Calibri"/>
+          <w:sz w:val="20"/>
+          <w:szCs w:val="20"/>
+        </w:rPr>
+        <w:tab/>
+      </w:r>
+      <w:r>
+        <w:rPr>
+          <w:rFonts w:ascii="Georgia" w:hAnsi="Georgia" w:cs="Calibri"/>
+          <w:sz w:val="20"/>
+          <w:szCs w:val="20"/>
+        </w:rPr>
+        <w:t>plantinga@bren.ucsb.edu</w:t>
+      </w:r>
+      <w:r>
+        <w:rPr>
+          <w:rFonts w:ascii="Georgia" w:hAnsi="Georgia" w:cs="Calibri"/>
+          <w:sz w:val="20"/>
+          <w:szCs w:val="20"/>
+        </w:rPr>
+        <w:tab/>
+      </w:r>
+      <w:r>
+        <w:rPr>
+          <w:rFonts w:ascii="Georgia" w:hAnsi="Georgia" w:cs="Calibri"/>
+          <w:sz w:val="20"/>
+          <w:szCs w:val="20"/>
+        </w:rPr>
+        <w:tab/>
+      </w:r>
+      <w:r>
+        <w:rPr>
+          <w:rFonts w:ascii="Georgia" w:hAnsi="Georgia" w:cs="Calibri"/>
+          <w:sz w:val="20"/>
+          <w:szCs w:val="20"/>
+        </w:rPr>
+        <w:tab/>
+      </w:r>
+      <w:r>
+        <w:rPr>
+          <w:rFonts w:ascii="Georgia" w:hAnsi="Georgia" w:cs="Calibri"/>
+          <w:sz w:val="20"/>
+          <w:szCs w:val="20"/>
+        </w:rPr>
+        <w:t>royer@econ.ucsb.edu</w:t>
+      </w:r>
+    </w:p>
+    <w:p>
+      <w:pPr>
+        <w:spacing w:line="276" w:lineRule="auto"/>
+        <w:rPr>
+          <w:rFonts w:ascii="Georgia" w:hAnsi="Georgia" w:cs="Calibri"/>
+          <w:sz w:val="20"/>
+          <w:szCs w:val="20"/>
+        </w:rPr>
+      </w:pPr>
+    </w:p>
+    <w:p>
+      <w:pPr>
+        <w:spacing w:line="276" w:lineRule="auto"/>
+        <w:rPr>
+          <w:rFonts w:ascii="Georgia" w:hAnsi="Georgia" w:cs="Calibri"/>
+          <w:b/>
+          <w:bCs/>
+          <w:sz w:val="20"/>
+          <w:szCs w:val="20"/>
+        </w:rPr>
+      </w:pPr>
+      <w:r>
+        <w:rPr>
+          <w:rFonts w:ascii="Georgia" w:hAnsi="Georgia" w:cs="Calibri"/>
+          <w:b/>
+          <w:bCs/>
+          <w:sz w:val="20"/>
+          <w:szCs w:val="20"/>
+        </w:rPr>
+        <w:t>Job Market Paper</w:t>
+      </w:r>
+      <w:r>
+        <w:rPr>
+          <w:rFonts w:ascii="Georgia" w:hAnsi="Georgia" w:cs="Calibri"/>
+          <w:b/>
+          <w:bCs/>
+          <w:sz w:val="20"/>
+          <w:szCs w:val="20"/>
+        </w:rPr>
+        <w:tab/>
+      </w:r>
+      <w:r>
+        <w:rPr>
+          <w:rFonts w:ascii="Georgia" w:hAnsi="Georgia" w:cs="Calibri"/>
+          <w:b/>
+          <w:bCs/>
+          <w:sz w:val="20"/>
+          <w:szCs w:val="20"/>
+        </w:rPr>
+        <w:t>Floods and the Frictions of Price Adjustment</w:t>
+      </w:r>
+      <w:r>
+        <w:rPr>
+          <w:rFonts w:ascii="Georgia" w:hAnsi="Georgia" w:cs="Calibri"/>
+          <w:b/>
+          <w:bCs/>
+          <w:sz w:val="20"/>
+          <w:szCs w:val="20"/>
+        </w:rPr>
+        <w:t xml:space="preserve"> </w:t>
+      </w:r>
+      <w:r>
+        <w:rPr>
+          <w:rFonts w:ascii="Georgia" w:hAnsi="Georgia" w:cs="Calibri"/>
+          <w:b/>
+          <w:bCs/>
+          <w:sz w:val="20"/>
+          <w:szCs w:val="20"/>
+        </w:rPr>
+        <w:t>in Housing Markets</w:t>
+      </w:r>
+      <w:r>
+        <w:rPr>
+          <w:rFonts w:ascii="Georgia" w:hAnsi="Georgia" w:cs="Calibri"/>
+          <w:b/>
+          <w:bCs/>
+          <w:sz w:val="20"/>
+          <w:szCs w:val="20"/>
+        </w:rPr>
+        <w:t xml:space="preserve"> </w:t>
+      </w:r>
+    </w:p>
+    <w:p>
+      <w:pPr>
+        <w:spacing w:line="276" w:lineRule="auto"/>
+        <w:ind w:left="2160"/>
+        <w:rPr>
+          <w:rFonts w:ascii="Georgia" w:hAnsi="Georgia" w:cs="Calibri"/>
+          <w:sz w:val="20"/>
+          <w:szCs w:val="20"/>
+        </w:rPr>
+      </w:pPr>
+    </w:p>
+    <w:p>
+      <w:pPr>
+        <w:spacing w:line="276" w:lineRule="auto"/>
+        <w:ind w:left="2160"/>
+        <w:rPr>
+          <w:rFonts w:ascii="Georgia" w:hAnsi="Georgia" w:cs="Calibri"/>
+          <w:sz w:val="20"/>
+          <w:szCs w:val="20"/>
+        </w:rPr>
+      </w:pPr>
+      <w:r>
+        <w:rPr>
+          <w:rFonts w:ascii="Georgia" w:hAnsi="Georgia" w:cs="Calibri"/>
+          <w:sz w:val="20"/>
+          <w:szCs w:val="20"/>
+        </w:rPr>
+        <w:t>I investigate how housing markets adjust to realized flood events within the floodplain. Using nearly two decades of transaction</w:t>
+      </w:r>
+      <w:r>
+        <w:rPr>
+          <w:rFonts w:ascii="Cambria Math" w:hAnsi="Cambria Math" w:cs="Cambria Math"/>
+          <w:sz w:val="20"/>
+          <w:szCs w:val="20"/>
+        </w:rPr>
+        <w:t>‐</w:t>
+      </w:r>
+      <w:r>
+        <w:rPr>
+          <w:rFonts w:ascii="Georgia" w:hAnsi="Georgia" w:cs="Calibri"/>
+          <w:sz w:val="20"/>
+          <w:szCs w:val="20"/>
+        </w:rPr>
+        <w:t>level data from Seoul, South Korea. I document that floods lead to delayed and gradual declines in housing prices: lease prices fall within two years of the event, while sales prices decline only after five years. Transaction volumes contract immediately in the lease market and after a lag in the sales market, indicating that market activity responds quickly even though prices adjust slowly. The empirical findings are inconsistent with pure informational frictions and are better explained by seller</w:t>
+      </w:r>
+      <w:r>
+        <w:rPr>
+          <w:rFonts w:ascii="Cambria Math" w:hAnsi="Cambria Math" w:cs="Cambria Math"/>
+          <w:sz w:val="20"/>
+          <w:szCs w:val="20"/>
+        </w:rPr>
+        <w:t>‐</w:t>
+      </w:r>
+      <w:r>
+        <w:rPr>
+          <w:rFonts w:ascii="Georgia" w:hAnsi="Georgia" w:cs="Calibri"/>
+          <w:sz w:val="20"/>
+          <w:szCs w:val="20"/>
+        </w:rPr>
+        <w:t xml:space="preserve">side behavioral frictions: homeowners anchored to nominal purchase prices delay sales, thereby delaying price adjustment. The results show that reference-dependent behavior can shape the way how housing markets incorporate climate risk. </w:t>
+      </w:r>
+    </w:p>
+    <w:p>
+      <w:pPr>
+        <w:rPr>
+          <w:rFonts w:ascii="Georgia" w:hAnsi="Georgia" w:cs="Calibri"/>
+          <w:b/>
+          <w:bCs/>
+          <w:sz w:val="20"/>
+          <w:szCs w:val="20"/>
+        </w:rPr>
+      </w:pPr>
+      <w:r>
+        <w:rPr>
+          <w:rFonts w:ascii="Georgia" w:hAnsi="Georgia" w:cs="Calibri"/>
+          <w:b/>
+          <w:bCs/>
+          <w:sz w:val="20"/>
+          <w:szCs w:val="20"/>
+        </w:rPr>
+        <w:br w:type="page"/>
+      </w:r>
+    </w:p>
+    <w:p>
+      <w:pPr>
+        <w:spacing w:line="276" w:lineRule="auto"/>
+        <w:ind w:left="2160" w:hanging="2160"/>
+        <w:rPr>
+          <w:rFonts w:ascii="Georgia" w:hAnsi="Georgia" w:cs="Calibri"/>
+          <w:sz w:val="20"/>
+          <w:szCs w:val="20"/>
+        </w:rPr>
+      </w:pPr>
+      <w:r>
+        <w:rPr>
+          <w:rFonts w:ascii="Georgia" w:hAnsi="Georgia" w:cs="Calibri"/>
+          <w:b/>
+          <w:bCs/>
+          <w:sz w:val="20"/>
+          <w:szCs w:val="20"/>
+        </w:rPr>
+        <w:lastRenderedPageBreak/>
+        <w:t xml:space="preserve">Publications </w:t>
+      </w:r>
+      <w:r>
+        <w:rPr>
+          <w:rFonts w:ascii="Georgia" w:hAnsi="Georgia" w:cs="Calibri"/>
+          <w:b/>
+          <w:bCs/>
+          <w:sz w:val="20"/>
+          <w:szCs w:val="20"/>
+        </w:rPr>
+        <w:tab/>
+      </w:r>
+      <w:r>
+        <w:rPr>
+          <w:rFonts w:ascii="Georgia" w:hAnsi="Georgia" w:cs="Calibri"/>
+          <w:sz w:val="20"/>
+          <w:szCs w:val="20"/>
+        </w:rPr>
+        <w:t>“</w:t>
+      </w:r>
+      <w:r>
+        <w:rPr>
+          <w:rFonts w:ascii="Georgia" w:hAnsi="Georgia" w:cs="Calibri"/>
+          <w:sz w:val="20"/>
+          <w:szCs w:val="20"/>
+        </w:rPr>
+        <w:t xml:space="preserve">International Spillover Effects of Air Pollution: Evidence from Mortality and Health </w:t>
+      </w:r>
+      <w:r>
+        <w:rPr>
+          <w:rFonts w:ascii="Georgia" w:hAnsi="Georgia" w:cs="Calibri"/>
+          <w:sz w:val="20"/>
+          <w:szCs w:val="20"/>
+        </w:rPr>
+        <w:br/>
+      </w:r>
+      <w:r>
+        <w:rPr>
+          <w:rFonts w:ascii="Georgia" w:hAnsi="Georgia" w:cs="Calibri"/>
+          <w:sz w:val="20"/>
+          <w:szCs w:val="20"/>
+        </w:rPr>
+        <w:t>Data</w:t>
+      </w:r>
+      <w:r>
+        <w:rPr>
+          <w:rFonts w:ascii="Georgia" w:hAnsi="Georgia" w:cs="Calibri"/>
+          <w:sz w:val="20"/>
+          <w:szCs w:val="20"/>
         </w:rPr>
         <w:t>”</w:t>
       </w:r>
       <w:r>
         <w:rPr>
-          <w:rFonts w:ascii="Times New Roman" w:eastAsia="Times New Roman" w:hAnsi="Times New Roman" w:cs="Times New Roman"/>
+          <w:rFonts w:ascii="Georgia" w:hAnsi="Georgia" w:cs="Calibri"/>
+          <w:sz w:val="20"/>
+          <w:szCs w:val="20"/>
         </w:rPr>
         <w:t xml:space="preserve"> </w:t>
       </w:r>
       <w:r>
         <w:rPr>
-          <w:rFonts w:ascii="Times New Roman" w:eastAsia="Times New Roman" w:hAnsi="Times New Roman" w:cs="Times New Roman"/>
-        </w:rPr>
-        <w:br/>
-      </w:r>
-      <w:r>
-        <w:rPr>
-          <w:rFonts w:ascii="Times New Roman" w:eastAsia="Times New Roman" w:hAnsi="Times New Roman" w:cs="Times New Roman"/>
-          <w:i/>
-        </w:rPr>
-        <w:t>Review of Economics and Statistics</w:t>
-      </w:r>
-      <w:r>
-        <w:rPr>
-          <w:rFonts w:ascii="Times New Roman" w:eastAsia="Times New Roman" w:hAnsi="Times New Roman" w:cs="Times New Roman"/>
-        </w:rPr>
-        <w:t>, forthcoming</w:t>
-      </w:r>
-      <w:r>
-        <w:rPr>
-          <w:rFonts w:ascii="Times New Roman" w:eastAsia="Times New Roman" w:hAnsi="Times New Roman" w:cs="Times New Roman"/>
-        </w:rPr>
-        <w:t xml:space="preserve"> </w:t>
-      </w:r>
-      <w:r>
-        <w:rPr>
-          <w:rFonts w:ascii="Times New Roman" w:eastAsia="Times New Roman" w:hAnsi="Times New Roman" w:cs="Times New Roman"/>
-        </w:rPr>
-        <w:t>(with Koichiro Ito and Rao Kotamarthi)</w:t>
-      </w:r>
-      <w:r>
-        <w:rPr>
-          <w:rFonts w:ascii="Times New Roman" w:eastAsia="Times New Roman" w:hAnsi="Times New Roman" w:cs="Times New Roman"/>
-        </w:rPr>
-        <w:t>.</w:t>
-      </w:r>
-    </w:p>
-    <w:p>
-      <w:pPr>
-        <w:pStyle w:val="ListParagraph"/>
-        <w:numPr>
-          <w:ilvl w:val="0"/>
-          <w:numId w:val="6"/>
-        </w:numPr>
-        <w:rPr>
-          <w:rFonts w:ascii="Times New Roman" w:hAnsi="Times New Roman" w:cs="Times New Roman"/>
-        </w:rPr>
-      </w:pPr>
-      <w:r>
-        <w:rPr>
-          <w:rFonts w:ascii="Times New Roman" w:hAnsi="Times New Roman" w:cs="Times New Roman"/>
+          <w:rFonts w:ascii="Georgia" w:hAnsi="Georgia" w:cs="Calibri"/>
+          <w:sz w:val="20"/>
+          <w:szCs w:val="20"/>
+        </w:rPr>
+        <w:t xml:space="preserve">(with Koichiro Ito and Rao Kotamarthi), </w:t>
+      </w:r>
+      <w:r>
+        <w:rPr>
+          <w:rFonts w:ascii="Georgia" w:hAnsi="Georgia" w:cs="Calibri"/>
           <w:i/>
           <w:iCs/>
-        </w:rPr>
-        <w:t>Floods and the Frictions of Price Adjustment in Housing Markets</w:t>
-      </w:r>
-      <w:r>
-        <w:rPr>
-          <w:rFonts w:ascii="Times New Roman" w:hAnsi="Times New Roman" w:cs="Times New Roman"/>
-        </w:rPr>
-        <w:t>.</w:t>
+          <w:sz w:val="20"/>
+          <w:szCs w:val="20"/>
+        </w:rPr>
+        <w:t>Review of Economics and Statistics</w:t>
+      </w:r>
+      <w:r>
+        <w:rPr>
+          <w:rFonts w:ascii="Georgia" w:hAnsi="Georgia" w:cs="Calibri"/>
+          <w:sz w:val="20"/>
+          <w:szCs w:val="20"/>
+        </w:rPr>
+        <w:t xml:space="preserve">, </w:t>
+      </w:r>
+      <w:r>
+        <w:rPr>
+          <w:rFonts w:ascii="Georgia" w:hAnsi="Georgia" w:cs="Calibri"/>
+          <w:sz w:val="20"/>
+          <w:szCs w:val="20"/>
+        </w:rPr>
+        <w:t>forthcoming</w:t>
+      </w:r>
+      <w:r>
+        <w:rPr>
+          <w:rFonts w:ascii="Georgia" w:hAnsi="Georgia" w:cs="Calibri"/>
+          <w:sz w:val="20"/>
+          <w:szCs w:val="20"/>
+        </w:rPr>
+        <w:t xml:space="preserve"> </w:t>
+      </w:r>
+    </w:p>
+    <w:p>
+      <w:pPr>
+        <w:spacing w:line="276" w:lineRule="auto"/>
+        <w:rPr>
+          <w:rFonts w:ascii="Georgia" w:hAnsi="Georgia" w:cs="Calibri"/>
+          <w:sz w:val="20"/>
+          <w:szCs w:val="20"/>
+        </w:rPr>
+      </w:pPr>
+    </w:p>
+    <w:p>
+      <w:pPr>
+        <w:spacing w:line="276" w:lineRule="auto"/>
+        <w:ind w:left="2160"/>
+        <w:rPr>
+          <w:rFonts w:ascii="Georgia" w:hAnsi="Georgia" w:cs="Calibri"/>
+          <w:sz w:val="20"/>
+          <w:szCs w:val="20"/>
+        </w:rPr>
+      </w:pPr>
+      <w:r>
+        <w:rPr>
+          <w:rFonts w:ascii="Georgia" w:hAnsi="Georgia" w:cs="Calibri"/>
+          <w:sz w:val="20"/>
+          <w:szCs w:val="20"/>
+        </w:rPr>
+        <w:t xml:space="preserve">International transboundary air pollution poses a significant threat to the global economy and health, yet conventional economic analyses seldom incorporate this phenomenon. By integrating transboundary particle trajectory data with individual-level mortality and emergency department visit records, we find that air pollution from China significantly increases mortality and morbidity in South Korea. We evaluate the spillover benefits of recent Chinese environmental regulations and find that a country’s environmental policies could generate substantial hidden benefits for neighboring countries. Finally, we demonstrate that China’s potentially strategic reductions in pollution could have undermined these benefits, highlighting the implications for additional gains through </w:t>
+      </w:r>
+      <w:proofErr w:type="spellStart"/>
+      <w:r>
+        <w:rPr>
+          <w:rFonts w:ascii="Georgia" w:hAnsi="Georgia" w:cs="Calibri"/>
+          <w:sz w:val="20"/>
+          <w:szCs w:val="20"/>
+        </w:rPr>
+        <w:t>Coasian</w:t>
+      </w:r>
+      <w:proofErr w:type="spellEnd"/>
+      <w:r>
+        <w:rPr>
+          <w:rFonts w:ascii="Georgia" w:hAnsi="Georgia" w:cs="Calibri"/>
+          <w:sz w:val="20"/>
+          <w:szCs w:val="20"/>
+        </w:rPr>
+        <w:t xml:space="preserve"> bargaining.</w:t>
+      </w:r>
+    </w:p>
+    <w:p>
+      <w:pPr>
+        <w:spacing w:line="276" w:lineRule="auto"/>
+        <w:rPr>
+          <w:rFonts w:ascii="Georgia" w:hAnsi="Georgia" w:cs="Calibri"/>
+          <w:sz w:val="20"/>
+          <w:szCs w:val="20"/>
+        </w:rPr>
+      </w:pPr>
+    </w:p>
+    <w:p>
+      <w:pPr>
+        <w:spacing w:line="276" w:lineRule="auto"/>
+        <w:ind w:left="2160" w:hanging="2160"/>
+        <w:rPr>
+          <w:rFonts w:ascii="Georgia" w:hAnsi="Georgia" w:cs="Calibri"/>
+          <w:sz w:val="20"/>
+          <w:szCs w:val="20"/>
+        </w:rPr>
+      </w:pPr>
+      <w:r>
+        <w:rPr>
+          <w:rFonts w:ascii="Georgia" w:hAnsi="Georgia" w:cs="Calibri"/>
+          <w:b/>
+          <w:bCs/>
+          <w:sz w:val="20"/>
+          <w:szCs w:val="20"/>
+        </w:rPr>
+        <w:t>Papers in Progress</w:t>
+      </w:r>
+      <w:r>
+        <w:rPr>
+          <w:rFonts w:ascii="Georgia" w:hAnsi="Georgia" w:cs="Calibri"/>
+          <w:sz w:val="20"/>
+          <w:szCs w:val="20"/>
+        </w:rPr>
+        <w:tab/>
+        <w:t>“</w:t>
+      </w:r>
+      <w:r>
+        <w:rPr>
+          <w:rFonts w:ascii="Georgia" w:hAnsi="Georgia" w:cs="Calibri"/>
+          <w:sz w:val="20"/>
+          <w:szCs w:val="20"/>
+        </w:rPr>
+        <w:t>Environmental Scapegoating and the Political Economy</w:t>
+      </w:r>
+      <w:r>
+        <w:rPr>
+          <w:rFonts w:ascii="Georgia" w:hAnsi="Georgia" w:cs="Calibri"/>
+          <w:sz w:val="20"/>
+          <w:szCs w:val="20"/>
+        </w:rPr>
+        <w:t xml:space="preserve"> </w:t>
+      </w:r>
+      <w:r>
+        <w:rPr>
+          <w:rFonts w:ascii="Georgia" w:hAnsi="Georgia" w:cs="Calibri"/>
+          <w:sz w:val="20"/>
+          <w:szCs w:val="20"/>
+        </w:rPr>
+        <w:t>Implications of Transboundary Pollution</w:t>
+      </w:r>
+      <w:r>
+        <w:rPr>
+          <w:rFonts w:ascii="Georgia" w:hAnsi="Georgia" w:cs="Calibri"/>
+          <w:sz w:val="20"/>
+          <w:szCs w:val="20"/>
+        </w:rPr>
+        <w:t>” (with Mychaela Paetow)</w:t>
+      </w:r>
+      <w:r>
+        <w:rPr>
+          <w:rFonts w:ascii="Georgia" w:hAnsi="Georgia" w:cs="Calibri"/>
+          <w:sz w:val="20"/>
+          <w:szCs w:val="20"/>
+        </w:rPr>
+        <w:t xml:space="preserve"> </w:t>
+      </w:r>
+    </w:p>
+    <w:p>
+      <w:pPr>
+        <w:spacing w:line="276" w:lineRule="auto"/>
+        <w:rPr>
+          <w:rFonts w:ascii="Georgia" w:hAnsi="Georgia" w:cs="Calibri"/>
+          <w:sz w:val="20"/>
+          <w:szCs w:val="20"/>
+        </w:rPr>
+      </w:pPr>
+    </w:p>
+    <w:p>
+      <w:pPr>
+        <w:spacing w:line="276" w:lineRule="auto"/>
+        <w:rPr>
+          <w:rFonts w:ascii="Georgia" w:hAnsi="Georgia" w:cs="Calibri"/>
+          <w:sz w:val="20"/>
+          <w:szCs w:val="20"/>
+        </w:rPr>
+      </w:pPr>
+      <w:r>
+        <w:rPr>
+          <w:rFonts w:ascii="Georgia" w:hAnsi="Georgia" w:cs="Calibri"/>
+          <w:b/>
+          <w:bCs/>
+          <w:sz w:val="20"/>
+          <w:szCs w:val="20"/>
+        </w:rPr>
+        <w:t>Presentations</w:t>
+      </w:r>
+      <w:r>
+        <w:rPr>
+          <w:rFonts w:ascii="Georgia" w:hAnsi="Georgia" w:cs="Calibri"/>
+          <w:b/>
+          <w:bCs/>
+          <w:sz w:val="20"/>
+          <w:szCs w:val="20"/>
+        </w:rPr>
+        <w:tab/>
+      </w:r>
+      <w:r>
+        <w:rPr>
+          <w:rFonts w:ascii="Georgia" w:hAnsi="Georgia" w:cs="Calibri"/>
+          <w:b/>
+          <w:bCs/>
+          <w:sz w:val="20"/>
+          <w:szCs w:val="20"/>
+        </w:rPr>
+        <w:tab/>
+      </w:r>
+      <w:r>
+        <w:rPr>
+          <w:rFonts w:ascii="Georgia" w:hAnsi="Georgia" w:cs="Calibri"/>
+          <w:sz w:val="20"/>
+          <w:szCs w:val="20"/>
+        </w:rPr>
+        <w:t>Occasional Workshop in Environmental and Resource Economics</w:t>
+      </w:r>
+      <w:r>
+        <w:rPr>
+          <w:rFonts w:ascii="Georgia" w:hAnsi="Georgia" w:cs="Calibri"/>
+          <w:sz w:val="20"/>
+          <w:szCs w:val="20"/>
+        </w:rPr>
+        <w:t>, 2023</w:t>
+      </w:r>
+    </w:p>
+    <w:p>
+      <w:pPr>
+        <w:spacing w:line="276" w:lineRule="auto"/>
+        <w:ind w:firstLine="720"/>
+        <w:rPr>
+          <w:rFonts w:ascii="Georgia" w:hAnsi="Georgia" w:cs="Calibri"/>
+          <w:sz w:val="20"/>
+          <w:szCs w:val="20"/>
+        </w:rPr>
+      </w:pPr>
+      <w:r>
+        <w:rPr>
+          <w:rFonts w:ascii="Georgia" w:hAnsi="Georgia" w:cs="Calibri"/>
+          <w:sz w:val="20"/>
+          <w:szCs w:val="20"/>
+        </w:rPr>
+        <w:tab/>
+      </w:r>
+      <w:r>
+        <w:rPr>
+          <w:rFonts w:ascii="Georgia" w:hAnsi="Georgia" w:cs="Calibri"/>
+          <w:sz w:val="20"/>
+          <w:szCs w:val="20"/>
+        </w:rPr>
+        <w:tab/>
+      </w:r>
+      <w:r>
+        <w:rPr>
+          <w:rFonts w:ascii="Georgia" w:hAnsi="Georgia" w:cs="Calibri"/>
+          <w:sz w:val="20"/>
+          <w:szCs w:val="20"/>
+        </w:rPr>
+        <w:t>Southern California Conference in Applied Microeconomics</w:t>
+      </w:r>
+      <w:r>
+        <w:rPr>
+          <w:rFonts w:ascii="Georgia" w:hAnsi="Georgia" w:cs="Calibri"/>
+          <w:sz w:val="20"/>
+          <w:szCs w:val="20"/>
+        </w:rPr>
+        <w:t>, 2023</w:t>
+      </w:r>
+    </w:p>
+    <w:p>
+      <w:pPr>
+        <w:spacing w:line="276" w:lineRule="auto"/>
+        <w:rPr>
+          <w:rFonts w:ascii="Georgia" w:hAnsi="Georgia" w:cs="Calibri"/>
+          <w:sz w:val="20"/>
+          <w:szCs w:val="20"/>
+        </w:rPr>
+      </w:pPr>
+    </w:p>
+    <w:p>
+      <w:pPr>
+        <w:spacing w:line="276" w:lineRule="auto"/>
+        <w:rPr>
+          <w:rFonts w:ascii="Georgia" w:hAnsi="Georgia" w:cs="Calibri"/>
+          <w:b/>
+          <w:bCs/>
+          <w:sz w:val="20"/>
+          <w:szCs w:val="20"/>
+        </w:rPr>
+      </w:pPr>
+      <w:r>
+        <w:rPr>
+          <w:rFonts w:ascii="Georgia" w:hAnsi="Georgia" w:cs="Calibri"/>
+          <w:b/>
+          <w:bCs/>
+          <w:sz w:val="20"/>
+          <w:szCs w:val="20"/>
+        </w:rPr>
+        <w:t>Research</w:t>
+      </w:r>
+      <w:r>
+        <w:rPr>
+          <w:rFonts w:ascii="Georgia" w:hAnsi="Georgia" w:cs="Calibri"/>
+          <w:b/>
+          <w:bCs/>
+          <w:sz w:val="20"/>
+          <w:szCs w:val="20"/>
+        </w:rPr>
+        <w:tab/>
+      </w:r>
+      <w:r>
+        <w:rPr>
+          <w:rFonts w:ascii="Georgia" w:hAnsi="Georgia" w:cs="Calibri"/>
+          <w:b/>
+          <w:bCs/>
+          <w:sz w:val="20"/>
+          <w:szCs w:val="20"/>
+        </w:rPr>
+        <w:tab/>
+      </w:r>
+      <w:r>
+        <w:rPr>
+          <w:rFonts w:ascii="Georgia" w:hAnsi="Georgia" w:cs="Calibri"/>
+          <w:sz w:val="20"/>
+          <w:szCs w:val="20"/>
+        </w:rPr>
+        <w:t xml:space="preserve">Graduate Student Researcher, UC Santa Barbara, Kelsey Jack, </w:t>
+      </w:r>
+      <w:r>
+        <w:rPr>
+          <w:rFonts w:ascii="Georgia" w:hAnsi="Georgia" w:cs="Calibri"/>
+          <w:sz w:val="20"/>
+          <w:szCs w:val="20"/>
+        </w:rPr>
+        <w:t>2022</w:t>
+      </w:r>
+      <w:r>
+        <w:rPr>
+          <w:rFonts w:ascii="Georgia" w:hAnsi="Georgia" w:cs="Calibri"/>
+          <w:sz w:val="20"/>
+          <w:szCs w:val="20"/>
+        </w:rPr>
+        <w:t>-</w:t>
+      </w:r>
+      <w:r>
+        <w:rPr>
+          <w:rFonts w:ascii="Georgia" w:hAnsi="Georgia" w:cs="Calibri"/>
+          <w:sz w:val="20"/>
+          <w:szCs w:val="20"/>
+        </w:rPr>
+        <w:t>2023</w:t>
+      </w:r>
+    </w:p>
+    <w:p>
+      <w:pPr>
+        <w:spacing w:line="276" w:lineRule="auto"/>
+        <w:ind w:left="1440" w:firstLine="720"/>
+        <w:rPr>
+          <w:rFonts w:ascii="Georgia" w:hAnsi="Georgia" w:cs="Calibri"/>
+          <w:sz w:val="20"/>
+          <w:szCs w:val="20"/>
+        </w:rPr>
+      </w:pPr>
+      <w:r>
+        <w:rPr>
+          <w:rFonts w:ascii="Georgia" w:hAnsi="Georgia" w:cs="Calibri"/>
+          <w:sz w:val="20"/>
+          <w:szCs w:val="20"/>
+        </w:rPr>
+        <w:t xml:space="preserve">Bartlett Fellow, </w:t>
+      </w:r>
+      <w:r>
+        <w:rPr>
+          <w:rFonts w:ascii="Georgia" w:hAnsi="Georgia" w:cs="Calibri"/>
+          <w:sz w:val="20"/>
+          <w:szCs w:val="20"/>
+        </w:rPr>
+        <w:t>University of Chicago</w:t>
+      </w:r>
+      <w:r>
+        <w:rPr>
+          <w:rFonts w:ascii="Georgia" w:hAnsi="Georgia" w:cs="Calibri"/>
+          <w:sz w:val="20"/>
+          <w:szCs w:val="20"/>
+        </w:rPr>
+        <w:t>, Koichiro Ito, 2019-2020</w:t>
+      </w:r>
+    </w:p>
+    <w:p>
+      <w:pPr>
+        <w:spacing w:line="276" w:lineRule="auto"/>
+        <w:rPr>
+          <w:rFonts w:ascii="Georgia" w:hAnsi="Georgia" w:cs="Calibri"/>
+          <w:sz w:val="20"/>
+          <w:szCs w:val="20"/>
+        </w:rPr>
+      </w:pPr>
+    </w:p>
+    <w:p>
+      <w:pPr>
+        <w:spacing w:line="276" w:lineRule="auto"/>
+        <w:rPr>
+          <w:rFonts w:ascii="Georgia" w:hAnsi="Georgia" w:cs="Calibri"/>
+          <w:sz w:val="20"/>
+          <w:szCs w:val="20"/>
+        </w:rPr>
+      </w:pPr>
+      <w:r>
+        <w:rPr>
+          <w:rFonts w:ascii="Georgia" w:hAnsi="Georgia" w:cs="Calibri"/>
+          <w:b/>
+          <w:bCs/>
+          <w:sz w:val="20"/>
+          <w:szCs w:val="20"/>
+        </w:rPr>
+        <w:t>Teaching</w:t>
+      </w:r>
+      <w:r>
+        <w:rPr>
+          <w:rFonts w:ascii="Georgia" w:hAnsi="Georgia" w:cs="Calibri"/>
+          <w:b/>
+          <w:bCs/>
+          <w:sz w:val="20"/>
+          <w:szCs w:val="20"/>
+        </w:rPr>
+        <w:tab/>
+      </w:r>
+      <w:r>
+        <w:rPr>
+          <w:rFonts w:ascii="Georgia" w:hAnsi="Georgia" w:cs="Calibri"/>
+          <w:b/>
+          <w:bCs/>
+          <w:sz w:val="20"/>
+          <w:szCs w:val="20"/>
+        </w:rPr>
+        <w:tab/>
+      </w:r>
+      <w:r>
+        <w:rPr>
+          <w:rFonts w:ascii="Georgia" w:hAnsi="Georgia" w:cs="Calibri"/>
+          <w:sz w:val="20"/>
+          <w:szCs w:val="20"/>
+        </w:rPr>
+        <w:t>Statistics for Economics</w:t>
+      </w:r>
+      <w:r>
+        <w:rPr>
+          <w:rFonts w:ascii="Georgia" w:hAnsi="Georgia" w:cs="Calibri"/>
+          <w:sz w:val="20"/>
+          <w:szCs w:val="20"/>
+        </w:rPr>
+        <w:t>, UC Santa Barbara,</w:t>
+      </w:r>
+      <w:r>
+        <w:rPr>
+          <w:rFonts w:ascii="Georgia" w:hAnsi="Georgia" w:cs="Calibri"/>
+          <w:sz w:val="20"/>
+          <w:szCs w:val="20"/>
+        </w:rPr>
+        <w:t xml:space="preserve"> Instructor, </w:t>
+      </w:r>
+      <w:r>
+        <w:rPr>
+          <w:rFonts w:ascii="Georgia" w:hAnsi="Georgia" w:cs="Calibri"/>
+          <w:sz w:val="20"/>
+          <w:szCs w:val="20"/>
+        </w:rPr>
+        <w:t>Spring 202</w:t>
+      </w:r>
+      <w:r>
+        <w:rPr>
+          <w:rFonts w:ascii="Georgia" w:hAnsi="Georgia" w:cs="Calibri"/>
+          <w:sz w:val="20"/>
+          <w:szCs w:val="20"/>
+        </w:rPr>
+        <w:t>5</w:t>
+      </w:r>
+      <w:r>
+        <w:rPr>
+          <w:rFonts w:ascii="Georgia" w:hAnsi="Georgia" w:cs="Calibri"/>
+          <w:sz w:val="20"/>
+          <w:szCs w:val="20"/>
+        </w:rPr>
+        <w:t xml:space="preserve"> to Fall 2025</w:t>
+      </w:r>
+    </w:p>
+    <w:p>
+      <w:pPr>
+        <w:spacing w:line="276" w:lineRule="auto"/>
+        <w:rPr>
+          <w:rFonts w:ascii="Georgia" w:hAnsi="Georgia" w:cs="Calibri"/>
+          <w:b/>
+          <w:bCs/>
+          <w:sz w:val="20"/>
+          <w:szCs w:val="20"/>
+        </w:rPr>
+      </w:pPr>
+      <w:r>
+        <w:rPr>
+          <w:rFonts w:ascii="Georgia" w:hAnsi="Georgia" w:cs="Calibri"/>
+          <w:b/>
+          <w:bCs/>
+          <w:sz w:val="20"/>
+          <w:szCs w:val="20"/>
+        </w:rPr>
+        <w:tab/>
+      </w:r>
+      <w:r>
+        <w:rPr>
+          <w:rFonts w:ascii="Georgia" w:hAnsi="Georgia" w:cs="Calibri"/>
+          <w:b/>
+          <w:bCs/>
+          <w:sz w:val="20"/>
+          <w:szCs w:val="20"/>
+        </w:rPr>
+        <w:tab/>
+      </w:r>
+      <w:r>
+        <w:rPr>
+          <w:rFonts w:ascii="Georgia" w:hAnsi="Georgia" w:cs="Calibri"/>
+          <w:b/>
+          <w:bCs/>
+          <w:sz w:val="20"/>
+          <w:szCs w:val="20"/>
+        </w:rPr>
+        <w:tab/>
+      </w:r>
+      <w:r>
+        <w:rPr>
+          <w:rFonts w:ascii="Georgia" w:hAnsi="Georgia" w:cs="Calibri"/>
+          <w:sz w:val="20"/>
+          <w:szCs w:val="20"/>
+        </w:rPr>
+        <w:t>Math Camp for Economics Ph.D.</w:t>
+      </w:r>
+      <w:r>
+        <w:rPr>
+          <w:rFonts w:ascii="Georgia" w:hAnsi="Georgia" w:cs="Calibri"/>
+          <w:sz w:val="20"/>
+          <w:szCs w:val="20"/>
+        </w:rPr>
+        <w:t xml:space="preserve">, UC Santa Barbara, </w:t>
+      </w:r>
+      <w:r>
+        <w:rPr>
+          <w:rFonts w:ascii="Georgia" w:hAnsi="Georgia" w:cs="Calibri"/>
+          <w:sz w:val="20"/>
+          <w:szCs w:val="20"/>
+        </w:rPr>
+        <w:t>Instructor</w:t>
+      </w:r>
+      <w:r>
+        <w:rPr>
+          <w:rFonts w:ascii="Georgia" w:hAnsi="Georgia" w:cs="Calibri"/>
+          <w:sz w:val="20"/>
+          <w:szCs w:val="20"/>
+        </w:rPr>
+        <w:t xml:space="preserve">, </w:t>
+      </w:r>
+      <w:r>
+        <w:rPr>
+          <w:rFonts w:ascii="Georgia" w:hAnsi="Georgia" w:cs="Calibri"/>
+          <w:sz w:val="20"/>
+          <w:szCs w:val="20"/>
+        </w:rPr>
+        <w:t>Summer 2023, 2024</w:t>
+      </w:r>
+    </w:p>
+    <w:p>
+      <w:pPr>
+        <w:spacing w:line="276" w:lineRule="auto"/>
+        <w:ind w:left="1440" w:firstLine="720"/>
+        <w:rPr>
+          <w:rFonts w:ascii="Georgia" w:hAnsi="Georgia" w:cs="Calibri"/>
+          <w:sz w:val="20"/>
+          <w:szCs w:val="20"/>
+        </w:rPr>
+      </w:pPr>
+      <w:r>
+        <w:rPr>
+          <w:rFonts w:ascii="Georgia" w:hAnsi="Georgia" w:cs="Calibri"/>
+          <w:sz w:val="20"/>
+          <w:szCs w:val="20"/>
+        </w:rPr>
+        <w:t>Statistics for Economics</w:t>
+      </w:r>
+      <w:r>
+        <w:rPr>
+          <w:rFonts w:ascii="Georgia" w:hAnsi="Georgia" w:cs="Calibri"/>
+          <w:sz w:val="20"/>
+          <w:szCs w:val="20"/>
+        </w:rPr>
+        <w:t>, UC Santa Barbara,</w:t>
+      </w:r>
+      <w:r>
+        <w:rPr>
+          <w:rFonts w:ascii="Georgia" w:hAnsi="Georgia" w:cs="Calibri"/>
+          <w:sz w:val="20"/>
+          <w:szCs w:val="20"/>
+        </w:rPr>
+        <w:t xml:space="preserve"> </w:t>
+      </w:r>
+      <w:r>
+        <w:rPr>
+          <w:rFonts w:ascii="Georgia" w:hAnsi="Georgia" w:cs="Calibri"/>
+          <w:sz w:val="20"/>
+          <w:szCs w:val="20"/>
+        </w:rPr>
+        <w:t>Teaching Assistant</w:t>
+      </w:r>
+      <w:r>
+        <w:rPr>
+          <w:rFonts w:ascii="Georgia" w:hAnsi="Georgia" w:cs="Calibri"/>
+          <w:sz w:val="20"/>
+          <w:szCs w:val="20"/>
+        </w:rPr>
+        <w:t xml:space="preserve"> (TA)</w:t>
+      </w:r>
+      <w:r>
+        <w:rPr>
+          <w:rFonts w:ascii="Georgia" w:hAnsi="Georgia" w:cs="Calibri"/>
+          <w:sz w:val="20"/>
+          <w:szCs w:val="20"/>
+        </w:rPr>
+        <w:t xml:space="preserve">, </w:t>
+      </w:r>
+      <w:r>
+        <w:rPr>
+          <w:rFonts w:ascii="Georgia" w:hAnsi="Georgia" w:cs="Calibri"/>
+          <w:sz w:val="20"/>
+          <w:szCs w:val="20"/>
+        </w:rPr>
+        <w:t>Fall 202</w:t>
+      </w:r>
+      <w:r>
+        <w:rPr>
+          <w:rFonts w:ascii="Georgia" w:hAnsi="Georgia" w:cs="Calibri"/>
+          <w:sz w:val="20"/>
+          <w:szCs w:val="20"/>
+        </w:rPr>
+        <w:t>4</w:t>
+      </w:r>
+    </w:p>
+    <w:p>
+      <w:pPr>
+        <w:spacing w:line="276" w:lineRule="auto"/>
+        <w:ind w:left="1440" w:firstLine="720"/>
+        <w:rPr>
+          <w:rFonts w:ascii="Georgia" w:hAnsi="Georgia" w:cs="Calibri"/>
+          <w:sz w:val="20"/>
+          <w:szCs w:val="20"/>
+        </w:rPr>
+      </w:pPr>
+      <w:r>
+        <w:rPr>
+          <w:rFonts w:ascii="Georgia" w:hAnsi="Georgia" w:cs="Calibri"/>
+          <w:sz w:val="20"/>
+          <w:szCs w:val="20"/>
+        </w:rPr>
+        <w:t>Introduction to Econometrics, UC Santa Barbara, TA, Winter 2024</w:t>
       </w:r>
     </w:p>
     <w:p>
       <w:pPr>
         <w:pStyle w:val="ListParagraph"/>
-        <w:numPr>
-          <w:ilvl w:val="0"/>
-          <w:numId w:val="6"/>
-        </w:numPr>
-        <w:rPr>
-          <w:rFonts w:ascii="Times New Roman" w:hAnsi="Times New Roman" w:cs="Times New Roman"/>
-        </w:rPr>
-      </w:pPr>
-      <w:r>
-        <w:rPr>
-          <w:rFonts w:ascii="Times New Roman" w:hAnsi="Times New Roman" w:cs="Times New Roman"/>
-          <w:i/>
-          <w:iCs/>
-        </w:rPr>
-        <w:t>Transboundary Pollution and Political Attribution</w:t>
-      </w:r>
-      <w:r>
-        <w:rPr>
-          <w:rFonts w:ascii="Times New Roman" w:hAnsi="Times New Roman" w:cs="Times New Roman"/>
+        <w:spacing w:line="276" w:lineRule="auto"/>
+        <w:ind w:left="1440" w:firstLine="720"/>
+        <w:rPr>
+          <w:rFonts w:ascii="Georgia" w:hAnsi="Georgia" w:cs="Calibri"/>
+          <w:sz w:val="20"/>
+          <w:szCs w:val="20"/>
+        </w:rPr>
+      </w:pPr>
+      <w:r>
+        <w:rPr>
+          <w:rFonts w:ascii="Georgia" w:hAnsi="Georgia" w:cs="Calibri"/>
+          <w:sz w:val="20"/>
+          <w:szCs w:val="20"/>
+        </w:rPr>
+        <w:t>Environmental Economics</w:t>
+      </w:r>
+      <w:r>
+        <w:rPr>
+          <w:rFonts w:ascii="Georgia" w:hAnsi="Georgia" w:cs="Calibri"/>
+          <w:sz w:val="20"/>
+          <w:szCs w:val="20"/>
+        </w:rPr>
+        <w:t xml:space="preserve">, UC Santa Barbara, </w:t>
+      </w:r>
+      <w:r>
+        <w:rPr>
+          <w:rFonts w:ascii="Georgia" w:hAnsi="Georgia" w:cs="Calibri"/>
+          <w:sz w:val="20"/>
+          <w:szCs w:val="20"/>
+        </w:rPr>
+        <w:t>TA</w:t>
+      </w:r>
+      <w:r>
+        <w:rPr>
+          <w:rFonts w:ascii="Georgia" w:hAnsi="Georgia" w:cs="Calibri"/>
+          <w:sz w:val="20"/>
+          <w:szCs w:val="20"/>
+        </w:rPr>
+        <w:t>, Winter</w:t>
+      </w:r>
+      <w:r>
+        <w:rPr>
+          <w:rFonts w:ascii="Georgia" w:hAnsi="Georgia" w:cs="Calibri"/>
+          <w:sz w:val="20"/>
+          <w:szCs w:val="20"/>
+        </w:rPr>
+        <w:t xml:space="preserve"> 2022 to Spring 2022</w:t>
+      </w:r>
+    </w:p>
+    <w:p>
+      <w:pPr>
+        <w:pStyle w:val="ListParagraph"/>
+        <w:spacing w:line="276" w:lineRule="auto"/>
+        <w:ind w:left="1440" w:firstLine="720"/>
+        <w:rPr>
+          <w:rFonts w:ascii="Georgia" w:hAnsi="Georgia" w:cs="Calibri"/>
+          <w:sz w:val="20"/>
+          <w:szCs w:val="20"/>
+        </w:rPr>
+      </w:pPr>
+      <w:r>
+        <w:rPr>
+          <w:rFonts w:ascii="Georgia" w:hAnsi="Georgia" w:cs="Calibri"/>
+          <w:sz w:val="20"/>
+          <w:szCs w:val="20"/>
+        </w:rPr>
+        <w:t xml:space="preserve">Intermediate Microeconomics, </w:t>
+      </w:r>
+      <w:r>
+        <w:rPr>
+          <w:rFonts w:ascii="Georgia" w:hAnsi="Georgia" w:cs="Calibri"/>
+          <w:sz w:val="20"/>
+          <w:szCs w:val="20"/>
+        </w:rPr>
+        <w:t xml:space="preserve">UC Santa Barbara, </w:t>
+      </w:r>
+      <w:r>
+        <w:rPr>
+          <w:rFonts w:ascii="Georgia" w:hAnsi="Georgia" w:cs="Calibri"/>
+          <w:sz w:val="20"/>
+          <w:szCs w:val="20"/>
+        </w:rPr>
+        <w:t>TA</w:t>
+      </w:r>
+      <w:r>
+        <w:rPr>
+          <w:rFonts w:ascii="Georgia" w:hAnsi="Georgia" w:cs="Calibri"/>
+          <w:sz w:val="20"/>
+          <w:szCs w:val="20"/>
+        </w:rPr>
+        <w:t>,</w:t>
+      </w:r>
+      <w:r>
+        <w:rPr>
+          <w:rFonts w:ascii="Georgia" w:hAnsi="Georgia" w:cs="Calibri"/>
+          <w:sz w:val="20"/>
+          <w:szCs w:val="20"/>
+        </w:rPr>
+        <w:t xml:space="preserve"> Fall 2021</w:t>
+      </w:r>
+    </w:p>
+    <w:p>
+      <w:pPr>
+        <w:pStyle w:val="ListParagraph"/>
+        <w:spacing w:line="276" w:lineRule="auto"/>
+        <w:ind w:left="1440" w:firstLine="720"/>
+        <w:rPr>
+          <w:rFonts w:ascii="Georgia" w:hAnsi="Georgia" w:cs="Calibri"/>
+          <w:sz w:val="20"/>
+          <w:szCs w:val="20"/>
+        </w:rPr>
+      </w:pPr>
+      <w:r>
+        <w:rPr>
+          <w:rFonts w:ascii="Georgia" w:hAnsi="Georgia" w:cs="Calibri"/>
+          <w:sz w:val="20"/>
+          <w:szCs w:val="20"/>
+        </w:rPr>
+        <w:t xml:space="preserve">Principles of Microeconomics, </w:t>
+      </w:r>
+      <w:r>
+        <w:rPr>
+          <w:rFonts w:ascii="Georgia" w:hAnsi="Georgia" w:cs="Calibri"/>
+          <w:sz w:val="20"/>
+          <w:szCs w:val="20"/>
+        </w:rPr>
+        <w:t xml:space="preserve">UC Santa Barbara, </w:t>
+      </w:r>
+      <w:r>
+        <w:rPr>
+          <w:rFonts w:ascii="Georgia" w:hAnsi="Georgia" w:cs="Calibri"/>
+          <w:sz w:val="20"/>
+          <w:szCs w:val="20"/>
+        </w:rPr>
+        <w:t>TA</w:t>
+      </w:r>
+      <w:r>
+        <w:rPr>
+          <w:rFonts w:ascii="Georgia" w:hAnsi="Georgia" w:cs="Calibri"/>
+          <w:sz w:val="20"/>
+          <w:szCs w:val="20"/>
+        </w:rPr>
+        <w:t>,</w:t>
+      </w:r>
+      <w:r>
+        <w:rPr>
+          <w:rFonts w:ascii="Georgia" w:hAnsi="Georgia" w:cs="Calibri"/>
+          <w:sz w:val="20"/>
+          <w:szCs w:val="20"/>
+        </w:rPr>
+        <w:t xml:space="preserve"> Fall 2020 to Spring 2021</w:t>
+      </w:r>
+    </w:p>
+    <w:p>
+      <w:pPr>
+        <w:pStyle w:val="ListParagraph"/>
+        <w:spacing w:line="276" w:lineRule="auto"/>
+        <w:ind w:left="1440" w:firstLine="720"/>
+        <w:rPr>
+          <w:rFonts w:ascii="Georgia" w:hAnsi="Georgia" w:cs="Calibri"/>
+          <w:sz w:val="20"/>
+          <w:szCs w:val="20"/>
+        </w:rPr>
+      </w:pPr>
+      <w:r>
+        <w:rPr>
+          <w:rFonts w:ascii="Georgia" w:hAnsi="Georgia" w:cs="Calibri"/>
+          <w:sz w:val="20"/>
+          <w:szCs w:val="20"/>
+        </w:rPr>
+        <w:t>Program Evaluation, University of Chicago, TA, Fall 2019</w:t>
+      </w:r>
+    </w:p>
+    <w:p>
+      <w:pPr>
+        <w:pStyle w:val="ListParagraph"/>
+        <w:spacing w:line="276" w:lineRule="auto"/>
+        <w:ind w:left="1440" w:firstLine="720"/>
+        <w:rPr>
+          <w:rFonts w:ascii="Georgia" w:hAnsi="Georgia" w:cs="Calibri"/>
+          <w:sz w:val="20"/>
+          <w:szCs w:val="20"/>
+        </w:rPr>
+      </w:pPr>
+      <w:r>
+        <w:rPr>
+          <w:rFonts w:ascii="Georgia" w:hAnsi="Georgia" w:cs="Calibri"/>
+          <w:sz w:val="20"/>
+          <w:szCs w:val="20"/>
+        </w:rPr>
+        <w:t>Advanced Statistics I, University of Chicago, TA, Fall 2019</w:t>
+      </w:r>
+    </w:p>
+    <w:p>
+      <w:pPr>
+        <w:pStyle w:val="ListParagraph"/>
+        <w:spacing w:line="276" w:lineRule="auto"/>
+        <w:ind w:left="1440" w:firstLine="720"/>
+        <w:rPr>
+          <w:rFonts w:ascii="Georgia" w:hAnsi="Georgia" w:cs="Calibri"/>
+          <w:sz w:val="20"/>
+          <w:szCs w:val="20"/>
+        </w:rPr>
+      </w:pPr>
+      <w:r>
+        <w:rPr>
+          <w:rFonts w:ascii="Georgia" w:hAnsi="Georgia" w:cs="Calibri"/>
+          <w:sz w:val="20"/>
+          <w:szCs w:val="20"/>
+        </w:rPr>
+        <w:t>2019 Math Camp, University of Chicago, Instructor, Summer 2019</w:t>
+      </w:r>
+    </w:p>
+    <w:p>
+      <w:pPr>
+        <w:pStyle w:val="ListParagraph"/>
+        <w:spacing w:line="276" w:lineRule="auto"/>
+        <w:ind w:left="1440" w:firstLine="720"/>
+        <w:rPr>
+          <w:rFonts w:ascii="Georgia" w:hAnsi="Georgia" w:cs="Calibri"/>
+          <w:spacing w:val="-2"/>
+          <w:sz w:val="20"/>
+          <w:szCs w:val="20"/>
+        </w:rPr>
+      </w:pPr>
+      <w:r>
+        <w:rPr>
+          <w:rFonts w:ascii="Georgia" w:hAnsi="Georgia" w:cs="Calibri"/>
+          <w:spacing w:val="-2"/>
+          <w:sz w:val="20"/>
+          <w:szCs w:val="20"/>
+        </w:rPr>
+        <w:t>Creating an Application in R, Supreme Court, The Philippines, Instructor, Summer 2019</w:t>
+      </w:r>
+    </w:p>
+    <w:p>
+      <w:pPr>
+        <w:spacing w:line="276" w:lineRule="auto"/>
+        <w:ind w:left="2160"/>
+        <w:rPr>
+          <w:rFonts w:ascii="Georgia" w:hAnsi="Georgia" w:cs="Calibri"/>
+          <w:sz w:val="20"/>
+          <w:szCs w:val="20"/>
+        </w:rPr>
+      </w:pPr>
+      <w:r>
+        <w:rPr>
+          <w:rFonts w:ascii="Georgia" w:hAnsi="Georgia" w:cs="Calibri"/>
+          <w:sz w:val="20"/>
+          <w:szCs w:val="20"/>
+        </w:rPr>
+        <w:t>Economic Analysis of Law</w:t>
+      </w:r>
+      <w:r>
+        <w:rPr>
+          <w:rFonts w:ascii="Georgia" w:hAnsi="Georgia" w:cs="Calibri"/>
+          <w:sz w:val="20"/>
+          <w:szCs w:val="20"/>
+        </w:rPr>
+        <w:t xml:space="preserve">, University of Chicago, </w:t>
+      </w:r>
+      <w:r>
+        <w:rPr>
+          <w:rFonts w:ascii="Georgia" w:hAnsi="Georgia" w:cs="Calibri"/>
+          <w:sz w:val="20"/>
+          <w:szCs w:val="20"/>
+        </w:rPr>
+        <w:t>TA</w:t>
+      </w:r>
+      <w:r>
+        <w:rPr>
+          <w:rFonts w:ascii="Georgia" w:hAnsi="Georgia" w:cs="Calibri"/>
+          <w:sz w:val="20"/>
+          <w:szCs w:val="20"/>
+        </w:rPr>
+        <w:t xml:space="preserve">, </w:t>
+      </w:r>
+      <w:r>
+        <w:rPr>
+          <w:rFonts w:ascii="Georgia" w:hAnsi="Georgia" w:cs="Calibri"/>
+          <w:sz w:val="20"/>
+          <w:szCs w:val="20"/>
+        </w:rPr>
+        <w:t>Spring</w:t>
+      </w:r>
+      <w:r>
+        <w:rPr>
+          <w:rFonts w:ascii="Georgia" w:hAnsi="Georgia" w:cs="Calibri"/>
+          <w:sz w:val="20"/>
+          <w:szCs w:val="20"/>
+        </w:rPr>
+        <w:t xml:space="preserve"> 2019</w:t>
+      </w:r>
+    </w:p>
+    <w:p>
+      <w:pPr>
+        <w:spacing w:line="276" w:lineRule="auto"/>
+        <w:ind w:left="2160"/>
+        <w:rPr>
+          <w:rFonts w:ascii="Georgia" w:hAnsi="Georgia" w:cs="Calibri"/>
+          <w:sz w:val="20"/>
+          <w:szCs w:val="20"/>
+        </w:rPr>
+      </w:pPr>
+      <w:r>
+        <w:rPr>
+          <w:rFonts w:ascii="Georgia" w:hAnsi="Georgia" w:cs="Calibri"/>
+          <w:sz w:val="20"/>
+          <w:szCs w:val="20"/>
+        </w:rPr>
+        <w:t>Public Policy Analysis</w:t>
+      </w:r>
+      <w:r>
+        <w:rPr>
+          <w:rFonts w:ascii="Georgia" w:hAnsi="Georgia" w:cs="Calibri"/>
+          <w:sz w:val="20"/>
+          <w:szCs w:val="20"/>
+        </w:rPr>
+        <w:t xml:space="preserve">, University of Chicago, </w:t>
+      </w:r>
+      <w:r>
+        <w:rPr>
+          <w:rFonts w:ascii="Georgia" w:hAnsi="Georgia" w:cs="Calibri"/>
+          <w:sz w:val="20"/>
+          <w:szCs w:val="20"/>
+        </w:rPr>
+        <w:t>TA</w:t>
+      </w:r>
+      <w:r>
+        <w:rPr>
+          <w:rFonts w:ascii="Georgia" w:hAnsi="Georgia" w:cs="Calibri"/>
+          <w:sz w:val="20"/>
+          <w:szCs w:val="20"/>
+        </w:rPr>
+        <w:t xml:space="preserve">, </w:t>
+      </w:r>
+      <w:r>
+        <w:rPr>
+          <w:rFonts w:ascii="Georgia" w:hAnsi="Georgia" w:cs="Calibri"/>
+          <w:sz w:val="20"/>
+          <w:szCs w:val="20"/>
+        </w:rPr>
+        <w:t xml:space="preserve">Winter </w:t>
+      </w:r>
+      <w:r>
+        <w:rPr>
+          <w:rFonts w:ascii="Georgia" w:hAnsi="Georgia" w:cs="Calibri"/>
+          <w:sz w:val="20"/>
+          <w:szCs w:val="20"/>
+        </w:rPr>
+        <w:t>2019</w:t>
+      </w:r>
+    </w:p>
+    <w:p>
+      <w:pPr>
+        <w:spacing w:line="276" w:lineRule="auto"/>
+        <w:rPr>
+          <w:rFonts w:ascii="Georgia" w:hAnsi="Georgia" w:cs="Calibri"/>
+          <w:sz w:val="20"/>
+          <w:szCs w:val="20"/>
+        </w:rPr>
+      </w:pPr>
+    </w:p>
+    <w:p>
+      <w:pPr>
+        <w:spacing w:line="276" w:lineRule="auto"/>
+        <w:rPr>
+          <w:rFonts w:ascii="Georgia" w:hAnsi="Georgia" w:cs="Calibri"/>
+          <w:sz w:val="20"/>
+          <w:szCs w:val="20"/>
+        </w:rPr>
+      </w:pPr>
+      <w:r>
+        <w:rPr>
+          <w:rFonts w:ascii="Georgia" w:hAnsi="Georgia" w:cs="Calibri"/>
+          <w:b/>
+          <w:bCs/>
+          <w:sz w:val="20"/>
+          <w:szCs w:val="20"/>
+        </w:rPr>
+        <w:t xml:space="preserve">Fellowships &amp; </w:t>
+      </w:r>
+      <w:r>
+        <w:rPr>
+          <w:rFonts w:ascii="Georgia" w:hAnsi="Georgia" w:cs="Calibri"/>
+          <w:b/>
+          <w:bCs/>
+          <w:sz w:val="20"/>
+          <w:szCs w:val="20"/>
+        </w:rPr>
+        <w:tab/>
+      </w:r>
+      <w:r>
+        <w:rPr>
+          <w:rFonts w:ascii="Georgia" w:hAnsi="Georgia" w:cs="Calibri"/>
+          <w:sz w:val="20"/>
+          <w:szCs w:val="20"/>
+        </w:rPr>
+        <w:t>Research Quarter Fellowship, UC Santa Barbara, 2025</w:t>
+      </w:r>
+    </w:p>
+    <w:p>
+      <w:pPr>
+        <w:spacing w:line="276" w:lineRule="auto"/>
+        <w:rPr>
+          <w:rFonts w:ascii="Georgia" w:hAnsi="Georgia" w:cs="Calibri"/>
+          <w:sz w:val="20"/>
+          <w:szCs w:val="20"/>
+        </w:rPr>
+      </w:pPr>
+      <w:r>
+        <w:rPr>
+          <w:rFonts w:ascii="Georgia" w:hAnsi="Georgia" w:cs="Calibri"/>
+          <w:b/>
+          <w:bCs/>
+          <w:sz w:val="20"/>
+          <w:szCs w:val="20"/>
+        </w:rPr>
+        <w:t>Awards</w:t>
+      </w:r>
+      <w:r>
+        <w:rPr>
+          <w:rFonts w:ascii="Georgia" w:hAnsi="Georgia" w:cs="Calibri"/>
+          <w:b/>
+          <w:bCs/>
+          <w:sz w:val="20"/>
+          <w:szCs w:val="20"/>
+        </w:rPr>
+        <w:tab/>
+      </w:r>
+      <w:r>
+        <w:rPr>
+          <w:rFonts w:ascii="Georgia" w:hAnsi="Georgia" w:cs="Calibri"/>
+          <w:b/>
+          <w:bCs/>
+          <w:sz w:val="20"/>
+          <w:szCs w:val="20"/>
+        </w:rPr>
+        <w:tab/>
+      </w:r>
+      <w:proofErr w:type="spellStart"/>
+      <w:r>
+        <w:rPr>
+          <w:rFonts w:ascii="Georgia" w:hAnsi="Georgia" w:cs="Calibri"/>
+          <w:sz w:val="20"/>
+          <w:szCs w:val="20"/>
+        </w:rPr>
+        <w:t>Gretler</w:t>
+      </w:r>
+      <w:proofErr w:type="spellEnd"/>
+      <w:r>
+        <w:rPr>
+          <w:rFonts w:ascii="Georgia" w:hAnsi="Georgia" w:cs="Calibri"/>
+          <w:sz w:val="20"/>
+          <w:szCs w:val="20"/>
+        </w:rPr>
+        <w:t xml:space="preserve"> Fellowship, UC Santa Barbara, 2025</w:t>
+      </w:r>
+    </w:p>
+    <w:p>
+      <w:pPr>
+        <w:spacing w:line="276" w:lineRule="auto"/>
+        <w:rPr>
+          <w:rFonts w:ascii="Georgia" w:hAnsi="Georgia" w:cs="Calibri"/>
+          <w:sz w:val="20"/>
+          <w:szCs w:val="20"/>
+        </w:rPr>
+      </w:pPr>
+      <w:r>
+        <w:rPr>
+          <w:rFonts w:ascii="Georgia" w:hAnsi="Georgia" w:cs="Calibri"/>
+          <w:sz w:val="20"/>
+          <w:szCs w:val="20"/>
+        </w:rPr>
+        <w:tab/>
+      </w:r>
+      <w:r>
+        <w:rPr>
+          <w:rFonts w:ascii="Georgia" w:hAnsi="Georgia" w:cs="Calibri"/>
+          <w:sz w:val="20"/>
+          <w:szCs w:val="20"/>
+        </w:rPr>
+        <w:tab/>
+      </w:r>
+      <w:r>
+        <w:rPr>
+          <w:rFonts w:ascii="Georgia" w:hAnsi="Georgia" w:cs="Calibri"/>
+          <w:sz w:val="20"/>
+          <w:szCs w:val="20"/>
+        </w:rPr>
+        <w:tab/>
+      </w:r>
+      <w:r>
+        <w:rPr>
+          <w:rFonts w:ascii="Georgia" w:hAnsi="Georgia" w:cs="Calibri"/>
+          <w:sz w:val="20"/>
+          <w:szCs w:val="20"/>
+        </w:rPr>
+        <w:t>EPIC James Bartlett Fellowship, University of Chicago</w:t>
+      </w:r>
+      <w:r>
+        <w:rPr>
+          <w:rFonts w:ascii="Georgia" w:hAnsi="Georgia" w:cs="Calibri"/>
+          <w:sz w:val="20"/>
+          <w:szCs w:val="20"/>
+        </w:rPr>
+        <w:t>, 2019-2020</w:t>
+      </w:r>
+    </w:p>
+    <w:p>
+      <w:pPr>
+        <w:spacing w:line="276" w:lineRule="auto"/>
+        <w:rPr>
+          <w:rFonts w:ascii="Georgia" w:hAnsi="Georgia" w:cs="Calibri"/>
+          <w:sz w:val="20"/>
+          <w:szCs w:val="20"/>
+        </w:rPr>
+      </w:pPr>
+      <w:r>
+        <w:rPr>
+          <w:rFonts w:ascii="Georgia" w:hAnsi="Georgia" w:cs="Calibri"/>
+          <w:sz w:val="20"/>
+          <w:szCs w:val="20"/>
+        </w:rPr>
+        <w:tab/>
+      </w:r>
+      <w:r>
+        <w:rPr>
+          <w:rFonts w:ascii="Georgia" w:hAnsi="Georgia" w:cs="Calibri"/>
+          <w:sz w:val="20"/>
+          <w:szCs w:val="20"/>
+        </w:rPr>
+        <w:tab/>
+      </w:r>
+      <w:r>
+        <w:rPr>
+          <w:rFonts w:ascii="Georgia" w:hAnsi="Georgia" w:cs="Calibri"/>
+          <w:sz w:val="20"/>
+          <w:szCs w:val="20"/>
+        </w:rPr>
+        <w:tab/>
+      </w:r>
+      <w:r>
+        <w:rPr>
+          <w:rFonts w:ascii="Georgia" w:hAnsi="Georgia" w:cs="Calibri"/>
+          <w:sz w:val="20"/>
+          <w:szCs w:val="20"/>
+        </w:rPr>
+        <w:t>EPIC James Bartlett Summer Fellowship, University of Chicago</w:t>
+      </w:r>
+      <w:r>
+        <w:rPr>
+          <w:rFonts w:ascii="Georgia" w:hAnsi="Georgia" w:cs="Calibri"/>
+          <w:sz w:val="20"/>
+          <w:szCs w:val="20"/>
+        </w:rPr>
+        <w:t>, 2019</w:t>
+      </w:r>
+    </w:p>
+    <w:p>
+      <w:pPr>
+        <w:spacing w:line="276" w:lineRule="auto"/>
+        <w:rPr>
+          <w:rFonts w:ascii="Georgia" w:hAnsi="Georgia" w:cs="Calibri"/>
+          <w:sz w:val="20"/>
+          <w:szCs w:val="20"/>
+        </w:rPr>
+      </w:pPr>
+      <w:r>
+        <w:rPr>
+          <w:rFonts w:ascii="Georgia" w:hAnsi="Georgia" w:cs="Calibri"/>
+          <w:sz w:val="20"/>
+          <w:szCs w:val="20"/>
+        </w:rPr>
+        <w:tab/>
+      </w:r>
+      <w:r>
+        <w:rPr>
+          <w:rFonts w:ascii="Georgia" w:hAnsi="Georgia" w:cs="Calibri"/>
+          <w:sz w:val="20"/>
+          <w:szCs w:val="20"/>
+        </w:rPr>
+        <w:tab/>
+      </w:r>
+      <w:r>
+        <w:rPr>
+          <w:rFonts w:ascii="Georgia" w:hAnsi="Georgia" w:cs="Calibri"/>
+          <w:sz w:val="20"/>
+          <w:szCs w:val="20"/>
+        </w:rPr>
+        <w:tab/>
+      </w:r>
+      <w:r>
+        <w:rPr>
+          <w:rFonts w:ascii="Georgia" w:hAnsi="Georgia" w:cs="Calibri"/>
+          <w:sz w:val="20"/>
+          <w:szCs w:val="20"/>
+        </w:rPr>
+        <w:t>Harris Midway Fund, University of Chicago</w:t>
+      </w:r>
+      <w:r>
+        <w:rPr>
+          <w:rFonts w:ascii="Georgia" w:hAnsi="Georgia" w:cs="Calibri"/>
+          <w:sz w:val="20"/>
+          <w:szCs w:val="20"/>
+        </w:rPr>
+        <w:t>, Summer 2020</w:t>
+      </w:r>
+    </w:p>
+    <w:p>
+      <w:pPr>
+        <w:spacing w:line="276" w:lineRule="auto"/>
+        <w:rPr>
+          <w:rFonts w:ascii="Georgia" w:hAnsi="Georgia" w:cs="Calibri"/>
+          <w:sz w:val="20"/>
+          <w:szCs w:val="20"/>
+        </w:rPr>
+      </w:pPr>
+      <w:r>
+        <w:rPr>
+          <w:rFonts w:ascii="Georgia" w:hAnsi="Georgia" w:cs="Calibri"/>
+          <w:sz w:val="20"/>
+          <w:szCs w:val="20"/>
+        </w:rPr>
+        <w:tab/>
+      </w:r>
+      <w:r>
+        <w:rPr>
+          <w:rFonts w:ascii="Georgia" w:hAnsi="Georgia" w:cs="Calibri"/>
+          <w:sz w:val="20"/>
+          <w:szCs w:val="20"/>
+        </w:rPr>
+        <w:tab/>
+      </w:r>
+      <w:r>
+        <w:rPr>
+          <w:rFonts w:ascii="Georgia" w:hAnsi="Georgia" w:cs="Calibri"/>
+          <w:sz w:val="20"/>
+          <w:szCs w:val="20"/>
+        </w:rPr>
+        <w:tab/>
+      </w:r>
+      <w:r>
+        <w:rPr>
+          <w:rFonts w:ascii="Georgia" w:hAnsi="Georgia" w:cs="Calibri"/>
+          <w:sz w:val="20"/>
+          <w:szCs w:val="20"/>
+        </w:rPr>
+        <w:t>Harris School of Public Policy Scholarship, University of Chicago</w:t>
+      </w:r>
+      <w:r>
+        <w:rPr>
+          <w:rFonts w:ascii="Georgia" w:hAnsi="Georgia" w:cs="Calibri"/>
+          <w:sz w:val="20"/>
+          <w:szCs w:val="20"/>
+        </w:rPr>
+        <w:t>, 2018-2020</w:t>
+      </w:r>
+    </w:p>
+    <w:p>
+      <w:pPr>
+        <w:spacing w:line="276" w:lineRule="auto"/>
+        <w:rPr>
+          <w:rFonts w:ascii="Georgia" w:hAnsi="Georgia" w:cs="Calibri"/>
+          <w:sz w:val="20"/>
+          <w:szCs w:val="20"/>
+        </w:rPr>
+      </w:pPr>
+      <w:r>
+        <w:rPr>
+          <w:rFonts w:ascii="Georgia" w:hAnsi="Georgia" w:cs="Calibri"/>
+          <w:sz w:val="20"/>
+          <w:szCs w:val="20"/>
+        </w:rPr>
+        <w:tab/>
+      </w:r>
+      <w:r>
+        <w:rPr>
+          <w:rFonts w:ascii="Georgia" w:hAnsi="Georgia" w:cs="Calibri"/>
+          <w:sz w:val="20"/>
+          <w:szCs w:val="20"/>
+        </w:rPr>
+        <w:tab/>
+      </w:r>
+      <w:r>
+        <w:rPr>
+          <w:rFonts w:ascii="Georgia" w:hAnsi="Georgia" w:cs="Calibri"/>
+          <w:sz w:val="20"/>
+          <w:szCs w:val="20"/>
+        </w:rPr>
+        <w:tab/>
+        <w:t>New York University Abu Dhabi Scholarship, NYU Abu Dhabi, 2010-2014</w:t>
+      </w:r>
+    </w:p>
+    <w:p>
+      <w:pPr>
+        <w:spacing w:line="276" w:lineRule="auto"/>
+        <w:rPr>
+          <w:rFonts w:ascii="Georgia" w:hAnsi="Georgia" w:cs="Calibri"/>
+          <w:sz w:val="20"/>
+          <w:szCs w:val="20"/>
+        </w:rPr>
+      </w:pPr>
+    </w:p>
+    <w:p>
+      <w:pPr>
+        <w:spacing w:line="276" w:lineRule="auto"/>
+        <w:rPr>
+          <w:rFonts w:ascii="Georgia" w:hAnsi="Georgia" w:cs="Calibri"/>
+          <w:sz w:val="20"/>
+          <w:szCs w:val="20"/>
+        </w:rPr>
+      </w:pPr>
+      <w:r>
+        <w:rPr>
+          <w:rFonts w:ascii="Georgia" w:hAnsi="Georgia" w:cs="Calibri"/>
+          <w:b/>
+          <w:bCs/>
+          <w:sz w:val="20"/>
+          <w:szCs w:val="20"/>
+        </w:rPr>
+        <w:t>Programming</w:t>
+      </w:r>
+      <w:r>
+        <w:rPr>
+          <w:rFonts w:ascii="Georgia" w:hAnsi="Georgia" w:cs="Calibri"/>
+          <w:sz w:val="20"/>
+          <w:szCs w:val="20"/>
+        </w:rPr>
+        <w:tab/>
+      </w:r>
+      <w:r>
+        <w:rPr>
+          <w:rFonts w:ascii="Georgia" w:hAnsi="Georgia" w:cs="Calibri"/>
+          <w:sz w:val="20"/>
+          <w:szCs w:val="20"/>
+        </w:rPr>
+        <w:t>R, Stata, Python</w:t>
+      </w:r>
+    </w:p>
+    <w:p>
+      <w:pPr>
+        <w:spacing w:line="276" w:lineRule="auto"/>
+        <w:rPr>
+          <w:rFonts w:ascii="Georgia" w:hAnsi="Georgia" w:cs="Calibri"/>
+          <w:b/>
+          <w:bCs/>
+          <w:sz w:val="18"/>
+          <w:szCs w:val="18"/>
+        </w:rPr>
+      </w:pPr>
+    </w:p>
+    <w:p>
+      <w:pPr>
+        <w:spacing w:line="276" w:lineRule="auto"/>
+        <w:rPr>
+          <w:rFonts w:ascii="Georgia" w:hAnsi="Georgia" w:cs="Calibri"/>
+          <w:sz w:val="20"/>
+          <w:szCs w:val="20"/>
+        </w:rPr>
+      </w:pPr>
+      <w:r>
+        <w:rPr>
+          <w:rFonts w:ascii="Georgia" w:hAnsi="Georgia" w:cs="Calibri"/>
+          <w:b/>
+          <w:bCs/>
+          <w:sz w:val="20"/>
+          <w:szCs w:val="20"/>
+        </w:rPr>
+        <w:t>Languages</w:t>
+      </w:r>
+      <w:r>
+        <w:rPr>
+          <w:rFonts w:ascii="Georgia" w:hAnsi="Georgia" w:cs="Calibri"/>
+          <w:b/>
+          <w:bCs/>
+          <w:sz w:val="20"/>
+          <w:szCs w:val="20"/>
+        </w:rPr>
+        <w:tab/>
+      </w:r>
+      <w:r>
+        <w:rPr>
+          <w:rFonts w:ascii="Georgia" w:hAnsi="Georgia" w:cs="Calibri"/>
+          <w:b/>
+          <w:bCs/>
+          <w:sz w:val="20"/>
+          <w:szCs w:val="20"/>
+        </w:rPr>
+        <w:tab/>
+      </w:r>
+      <w:r>
+        <w:rPr>
+          <w:rFonts w:ascii="Georgia" w:hAnsi="Georgia" w:cs="Calibri"/>
+          <w:sz w:val="20"/>
+          <w:szCs w:val="20"/>
+        </w:rPr>
+        <w:t>Korean (</w:t>
+      </w:r>
+      <w:r>
+        <w:rPr>
+          <w:rFonts w:ascii="Georgia" w:hAnsi="Georgia" w:cs="Calibri"/>
+          <w:sz w:val="20"/>
+          <w:szCs w:val="20"/>
+        </w:rPr>
+        <w:t>n</w:t>
+      </w:r>
+      <w:r>
+        <w:rPr>
+          <w:rFonts w:ascii="Georgia" w:hAnsi="Georgia" w:cs="Calibri"/>
+          <w:sz w:val="20"/>
+          <w:szCs w:val="20"/>
+        </w:rPr>
+        <w:t>ative)</w:t>
+      </w:r>
+      <w:r>
+        <w:rPr>
+          <w:rFonts w:ascii="Georgia" w:hAnsi="Georgia" w:cs="Calibri"/>
+          <w:sz w:val="20"/>
+          <w:szCs w:val="20"/>
+        </w:rPr>
+        <w:t>;</w:t>
+      </w:r>
+      <w:r>
+        <w:rPr>
+          <w:rFonts w:ascii="Georgia" w:hAnsi="Georgia" w:cs="Calibri"/>
+          <w:sz w:val="20"/>
+          <w:szCs w:val="20"/>
+        </w:rPr>
+        <w:t xml:space="preserve"> Arabic (</w:t>
+      </w:r>
+      <w:r>
+        <w:rPr>
+          <w:rFonts w:ascii="Georgia" w:hAnsi="Georgia" w:cs="Calibri"/>
+          <w:sz w:val="20"/>
+          <w:szCs w:val="20"/>
+        </w:rPr>
+        <w:t>intermediate</w:t>
+      </w:r>
+      <w:r>
+        <w:rPr>
+          <w:rFonts w:ascii="Georgia" w:hAnsi="Georgia" w:cs="Calibri"/>
+          <w:sz w:val="20"/>
+          <w:szCs w:val="20"/>
+        </w:rPr>
+        <w:t>)</w:t>
+      </w:r>
+      <w:r>
+        <w:rPr>
+          <w:rFonts w:ascii="Georgia" w:hAnsi="Georgia" w:cs="Calibri"/>
+          <w:sz w:val="20"/>
+          <w:szCs w:val="20"/>
+        </w:rPr>
+        <w:t>;</w:t>
+      </w:r>
+      <w:r>
+        <w:rPr>
+          <w:rFonts w:ascii="Georgia" w:hAnsi="Georgia" w:cs="Calibri"/>
+          <w:sz w:val="20"/>
+          <w:szCs w:val="20"/>
+        </w:rPr>
+        <w:t xml:space="preserve"> Chinese (</w:t>
+      </w:r>
+      <w:r>
+        <w:rPr>
+          <w:rFonts w:ascii="Georgia" w:hAnsi="Georgia" w:cs="Calibri"/>
+          <w:sz w:val="20"/>
+          <w:szCs w:val="20"/>
+        </w:rPr>
+        <w:t>intermediate</w:t>
+      </w:r>
+      <w:r>
+        <w:rPr>
+          <w:rFonts w:ascii="Georgia" w:hAnsi="Georgia" w:cs="Calibri"/>
+          <w:sz w:val="20"/>
+          <w:szCs w:val="20"/>
+        </w:rPr>
+        <w:t>)</w:t>
+      </w:r>
+      <w:r>
+        <w:rPr>
+          <w:rFonts w:ascii="Georgia" w:hAnsi="Georgia" w:cs="Calibri"/>
+          <w:sz w:val="20"/>
+          <w:szCs w:val="20"/>
+        </w:rPr>
+        <w:t>;</w:t>
+      </w:r>
+      <w:r>
+        <w:rPr>
+          <w:rFonts w:ascii="Georgia" w:hAnsi="Georgia" w:cs="Calibri"/>
+          <w:sz w:val="20"/>
+          <w:szCs w:val="20"/>
+        </w:rPr>
+        <w:t xml:space="preserve"> </w:t>
+      </w:r>
+      <w:r>
+        <w:rPr>
+          <w:rFonts w:ascii="Georgia" w:hAnsi="Georgia" w:cs="Calibri"/>
+          <w:sz w:val="20"/>
+          <w:szCs w:val="20"/>
+        </w:rPr>
+        <w:t>French</w:t>
+      </w:r>
+      <w:r>
+        <w:rPr>
+          <w:rFonts w:ascii="Georgia" w:hAnsi="Georgia" w:cs="Calibri"/>
+          <w:sz w:val="20"/>
+          <w:szCs w:val="20"/>
         </w:rPr>
         <w:t xml:space="preserve"> (</w:t>
       </w:r>
       <w:r>
         <w:rPr>
-          <w:rFonts w:ascii="Times New Roman" w:hAnsi="Times New Roman" w:cs="Times New Roman"/>
-        </w:rPr>
-        <w:t>with Mychaela Paetow</w:t>
-      </w:r>
-      <w:r>
-        <w:rPr>
-          <w:rFonts w:ascii="Times New Roman" w:hAnsi="Times New Roman" w:cs="Times New Roman"/>
+          <w:rFonts w:ascii="Georgia" w:hAnsi="Georgia" w:cs="Calibri"/>
+          <w:sz w:val="20"/>
+          <w:szCs w:val="20"/>
+        </w:rPr>
+        <w:t>intermediate</w:t>
+      </w:r>
+      <w:r>
+        <w:rPr>
+          <w:rFonts w:ascii="Georgia" w:hAnsi="Georgia" w:cs="Calibri"/>
+          <w:sz w:val="20"/>
+          <w:szCs w:val="20"/>
         </w:rPr>
         <w:t>)</w:t>
       </w:r>
-      <w:r>
-        <w:rPr>
-          <w:rFonts w:ascii="Times New Roman" w:hAnsi="Times New Roman" w:cs="Times New Roman"/>
-        </w:rPr>
-        <w:t>.</w:t>
-      </w:r>
-    </w:p>
-    <w:p>
-      <w:pPr>
-        <w:rPr>
-          <w:rFonts w:ascii="Times New Roman" w:hAnsi="Times New Roman" w:cs="Times New Roman"/>
-        </w:rPr>
-      </w:pPr>
-    </w:p>
-    <w:p>
-      <w:pPr>
-        <w:rPr>
-          <w:rFonts w:ascii="Times New Roman" w:hAnsi="Times New Roman" w:cs="Times New Roman"/>
-          <w:b/>
-          <w:bCs/>
-        </w:rPr>
-      </w:pPr>
-      <w:r>
-        <w:rPr>
-          <w:rFonts w:ascii="Times New Roman" w:hAnsi="Times New Roman" w:cs="Times New Roman"/>
-          <w:b/>
-          <w:bCs/>
-        </w:rPr>
-        <w:t>Professional Appointments</w:t>
-      </w:r>
-    </w:p>
-    <w:p>
-      <w:pPr>
-        <w:pStyle w:val="ListParagraph"/>
-        <w:numPr>
-          <w:ilvl w:val="0"/>
-          <w:numId w:val="7"/>
-        </w:numPr>
-        <w:rPr>
-          <w:rFonts w:ascii="Times New Roman" w:hAnsi="Times New Roman" w:cs="Times New Roman"/>
-        </w:rPr>
-      </w:pPr>
-      <w:r>
-        <w:rPr>
-          <w:rFonts w:ascii="Times New Roman" w:hAnsi="Times New Roman" w:cs="Times New Roman"/>
-        </w:rPr>
-        <w:t>Teaching Assistant, University of California, Santa Barbara, 202</w:t>
-      </w:r>
-      <w:r>
-        <w:rPr>
-          <w:rFonts w:ascii="Times New Roman" w:hAnsi="Times New Roman" w:cs="Times New Roman"/>
-        </w:rPr>
-        <w:t>5</w:t>
-      </w:r>
-      <w:r>
-        <w:rPr>
-          <w:rFonts w:ascii="Times New Roman" w:hAnsi="Times New Roman" w:cs="Times New Roman"/>
-        </w:rPr>
-        <w:t xml:space="preserve"> to 202</w:t>
-      </w:r>
-      <w:r>
-        <w:rPr>
-          <w:rFonts w:ascii="Times New Roman" w:hAnsi="Times New Roman" w:cs="Times New Roman"/>
-        </w:rPr>
-        <w:t>6</w:t>
-      </w:r>
-      <w:r>
-        <w:rPr>
-          <w:rFonts w:ascii="Times New Roman" w:hAnsi="Times New Roman" w:cs="Times New Roman"/>
-        </w:rPr>
-        <w:t>.</w:t>
-      </w:r>
-    </w:p>
-    <w:p>
-      <w:pPr>
-        <w:pStyle w:val="ListParagraph"/>
-        <w:numPr>
-          <w:ilvl w:val="0"/>
-          <w:numId w:val="7"/>
-        </w:numPr>
-        <w:rPr>
-          <w:rFonts w:ascii="Times New Roman" w:hAnsi="Times New Roman" w:cs="Times New Roman"/>
-        </w:rPr>
-      </w:pPr>
-      <w:r>
-        <w:rPr>
-          <w:rFonts w:ascii="Times New Roman" w:hAnsi="Times New Roman" w:cs="Times New Roman"/>
-        </w:rPr>
-        <w:t xml:space="preserve">Teaching </w:t>
-      </w:r>
-      <w:r>
-        <w:rPr>
-          <w:rFonts w:ascii="Times New Roman" w:hAnsi="Times New Roman" w:cs="Times New Roman"/>
-        </w:rPr>
-        <w:t>Associate</w:t>
-      </w:r>
-      <w:r>
-        <w:rPr>
-          <w:rFonts w:ascii="Times New Roman" w:hAnsi="Times New Roman" w:cs="Times New Roman"/>
-        </w:rPr>
-        <w:t>, University of California, Santa Barbara, 202</w:t>
-      </w:r>
-      <w:r>
-        <w:rPr>
-          <w:rFonts w:ascii="Times New Roman" w:hAnsi="Times New Roman" w:cs="Times New Roman"/>
-        </w:rPr>
-        <w:t>3</w:t>
-      </w:r>
-      <w:r>
-        <w:rPr>
-          <w:rFonts w:ascii="Times New Roman" w:hAnsi="Times New Roman" w:cs="Times New Roman"/>
-        </w:rPr>
-        <w:t xml:space="preserve"> to 202</w:t>
-      </w:r>
-      <w:r>
-        <w:rPr>
-          <w:rFonts w:ascii="Times New Roman" w:hAnsi="Times New Roman" w:cs="Times New Roman"/>
-        </w:rPr>
-        <w:t>5</w:t>
-      </w:r>
-      <w:r>
-        <w:rPr>
-          <w:rFonts w:ascii="Times New Roman" w:hAnsi="Times New Roman" w:cs="Times New Roman"/>
-        </w:rPr>
-        <w:t>.</w:t>
-      </w:r>
-    </w:p>
-    <w:p>
-      <w:pPr>
-        <w:pStyle w:val="ListParagraph"/>
-        <w:numPr>
-          <w:ilvl w:val="0"/>
-          <w:numId w:val="7"/>
-        </w:numPr>
-        <w:rPr>
-          <w:rFonts w:ascii="Times New Roman" w:hAnsi="Times New Roman" w:cs="Times New Roman"/>
-        </w:rPr>
-      </w:pPr>
-      <w:r>
-        <w:rPr>
-          <w:rFonts w:ascii="Times New Roman" w:hAnsi="Times New Roman" w:cs="Times New Roman"/>
-        </w:rPr>
-        <w:t>Graduate Student Researcher, University of California, Santa Barbara, 2022 to 2023.</w:t>
-      </w:r>
-    </w:p>
-    <w:p>
-      <w:pPr>
-        <w:pStyle w:val="ListParagraph"/>
-        <w:numPr>
-          <w:ilvl w:val="0"/>
-          <w:numId w:val="7"/>
-        </w:numPr>
-        <w:rPr>
-          <w:rFonts w:ascii="Times New Roman" w:hAnsi="Times New Roman" w:cs="Times New Roman"/>
-        </w:rPr>
-      </w:pPr>
-      <w:r>
-        <w:rPr>
-          <w:rFonts w:ascii="Times New Roman" w:hAnsi="Times New Roman" w:cs="Times New Roman"/>
-        </w:rPr>
-        <w:t xml:space="preserve">Teaching Assistant, </w:t>
-      </w:r>
-      <w:r>
-        <w:rPr>
-          <w:rFonts w:ascii="Times New Roman" w:hAnsi="Times New Roman" w:cs="Times New Roman"/>
-        </w:rPr>
-        <w:t>University of California, Santa Barbara, 202</w:t>
-      </w:r>
-      <w:r>
-        <w:rPr>
-          <w:rFonts w:ascii="Times New Roman" w:hAnsi="Times New Roman" w:cs="Times New Roman"/>
-        </w:rPr>
-        <w:t>0</w:t>
-      </w:r>
-      <w:r>
-        <w:rPr>
-          <w:rFonts w:ascii="Times New Roman" w:hAnsi="Times New Roman" w:cs="Times New Roman"/>
-        </w:rPr>
-        <w:t xml:space="preserve"> to 202</w:t>
-      </w:r>
-      <w:r>
-        <w:rPr>
-          <w:rFonts w:ascii="Times New Roman" w:hAnsi="Times New Roman" w:cs="Times New Roman"/>
-        </w:rPr>
-        <w:t>2</w:t>
-      </w:r>
-      <w:r>
-        <w:rPr>
-          <w:rFonts w:ascii="Times New Roman" w:hAnsi="Times New Roman" w:cs="Times New Roman"/>
-        </w:rPr>
-        <w:t>.</w:t>
-      </w:r>
-    </w:p>
-    <w:p>
-      <w:pPr>
-        <w:pStyle w:val="ListParagraph"/>
-        <w:numPr>
-          <w:ilvl w:val="0"/>
-          <w:numId w:val="7"/>
-        </w:numPr>
-        <w:rPr>
-          <w:rFonts w:ascii="Times New Roman" w:hAnsi="Times New Roman" w:cs="Times New Roman"/>
-        </w:rPr>
-      </w:pPr>
-      <w:r>
-        <w:rPr>
-          <w:rFonts w:ascii="Times New Roman" w:hAnsi="Times New Roman" w:cs="Times New Roman"/>
-        </w:rPr>
-        <w:t>Bartlett Fellow, University of Chicago, 2019 to 2020.</w:t>
-      </w:r>
-    </w:p>
-    <w:p>
-      <w:pPr>
-        <w:pStyle w:val="ListParagraph"/>
-        <w:numPr>
-          <w:ilvl w:val="0"/>
-          <w:numId w:val="7"/>
-        </w:numPr>
-        <w:rPr>
-          <w:rFonts w:ascii="Times New Roman" w:hAnsi="Times New Roman" w:cs="Times New Roman"/>
-        </w:rPr>
-      </w:pPr>
-      <w:r>
-        <w:rPr>
-          <w:rFonts w:ascii="Times New Roman" w:hAnsi="Times New Roman" w:cs="Times New Roman"/>
-        </w:rPr>
-        <w:t>Air Force Officer, Intelligence Unit, ROK/US Combined Forces Command, 2014 to 2017.</w:t>
-      </w:r>
-    </w:p>
-    <w:p>
-      <w:pPr>
-        <w:rPr>
-          <w:rFonts w:ascii="Times New Roman" w:hAnsi="Times New Roman" w:cs="Times New Roman"/>
-        </w:rPr>
-      </w:pPr>
-    </w:p>
-    <w:p>
-      <w:pPr>
-        <w:rPr>
-          <w:rFonts w:ascii="Times New Roman" w:hAnsi="Times New Roman" w:cs="Times New Roman"/>
-          <w:b/>
-          <w:bCs/>
-        </w:rPr>
-      </w:pPr>
-      <w:r>
-        <w:rPr>
-          <w:rFonts w:ascii="Times New Roman" w:hAnsi="Times New Roman" w:cs="Times New Roman"/>
-          <w:b/>
-          <w:bCs/>
-        </w:rPr>
-        <w:t>Teaching Experience</w:t>
-      </w:r>
-    </w:p>
-    <w:p>
-      <w:pPr>
-        <w:pStyle w:val="ListParagraph"/>
-        <w:numPr>
-          <w:ilvl w:val="0"/>
-          <w:numId w:val="8"/>
-        </w:numPr>
-        <w:rPr>
-          <w:rFonts w:ascii="Times New Roman" w:hAnsi="Times New Roman" w:cs="Times New Roman"/>
-        </w:rPr>
-      </w:pPr>
-      <w:r>
-        <w:rPr>
-          <w:rFonts w:ascii="Times New Roman" w:hAnsi="Times New Roman" w:cs="Times New Roman"/>
-        </w:rPr>
-        <w:t xml:space="preserve">Instructor, Statistics for Economics, </w:t>
-      </w:r>
-      <w:r>
-        <w:rPr>
-          <w:rFonts w:ascii="Times New Roman" w:hAnsi="Times New Roman" w:cs="Times New Roman"/>
-        </w:rPr>
-        <w:t>UC</w:t>
-      </w:r>
-      <w:r>
-        <w:rPr>
-          <w:rFonts w:ascii="Times New Roman" w:hAnsi="Times New Roman" w:cs="Times New Roman"/>
-        </w:rPr>
-        <w:t xml:space="preserve"> Santa Barbara, Spring 2025 to Fall 2025.</w:t>
-      </w:r>
-    </w:p>
-    <w:p>
-      <w:pPr>
-        <w:pStyle w:val="ListParagraph"/>
-        <w:numPr>
-          <w:ilvl w:val="0"/>
-          <w:numId w:val="8"/>
-        </w:numPr>
-        <w:rPr>
-          <w:rFonts w:ascii="Times New Roman" w:hAnsi="Times New Roman" w:cs="Times New Roman"/>
-        </w:rPr>
-      </w:pPr>
-      <w:r>
-        <w:rPr>
-          <w:rFonts w:ascii="Times New Roman" w:hAnsi="Times New Roman" w:cs="Times New Roman"/>
-        </w:rPr>
-        <w:t xml:space="preserve">Instructor, Math Camp for Economics Ph.D. Students, </w:t>
-      </w:r>
-      <w:r>
-        <w:rPr>
-          <w:rFonts w:ascii="Times New Roman" w:hAnsi="Times New Roman" w:cs="Times New Roman"/>
-        </w:rPr>
-        <w:t>UC</w:t>
-      </w:r>
-      <w:r>
-        <w:rPr>
-          <w:rFonts w:ascii="Times New Roman" w:hAnsi="Times New Roman" w:cs="Times New Roman"/>
-        </w:rPr>
-        <w:t xml:space="preserve"> Santa Barbara, Summer 2023 and 2024.</w:t>
-      </w:r>
-    </w:p>
-    <w:p>
-      <w:pPr>
-        <w:pStyle w:val="ListParagraph"/>
-        <w:numPr>
-          <w:ilvl w:val="0"/>
-          <w:numId w:val="8"/>
-        </w:numPr>
-        <w:rPr>
-          <w:rFonts w:ascii="Times New Roman" w:hAnsi="Times New Roman" w:cs="Times New Roman"/>
-        </w:rPr>
-      </w:pPr>
-      <w:r>
-        <w:rPr>
-          <w:rFonts w:ascii="Times New Roman" w:hAnsi="Times New Roman" w:cs="Times New Roman"/>
-        </w:rPr>
-        <w:t xml:space="preserve">Teaching Assistant, </w:t>
-      </w:r>
-      <w:r>
-        <w:rPr>
-          <w:rFonts w:ascii="Times New Roman" w:hAnsi="Times New Roman" w:cs="Times New Roman"/>
-        </w:rPr>
-        <w:t>UC</w:t>
-      </w:r>
-      <w:r>
-        <w:rPr>
-          <w:rFonts w:ascii="Times New Roman" w:hAnsi="Times New Roman" w:cs="Times New Roman"/>
-        </w:rPr>
-        <w:t xml:space="preserve"> Santa Barbara, 2020 to 2024. Courses included Introduction to Econometrics, Environmental Economics, Intermediate Microeconomics, and Principles of Microeconomics.</w:t>
-      </w:r>
-    </w:p>
-    <w:p>
-      <w:pPr>
-        <w:pStyle w:val="ListParagraph"/>
-        <w:numPr>
-          <w:ilvl w:val="0"/>
-          <w:numId w:val="8"/>
-        </w:numPr>
-        <w:rPr>
-          <w:rFonts w:ascii="Times New Roman" w:hAnsi="Times New Roman" w:cs="Times New Roman"/>
-        </w:rPr>
-      </w:pPr>
-      <w:r>
-        <w:rPr>
-          <w:rFonts w:ascii="Times New Roman" w:hAnsi="Times New Roman" w:cs="Times New Roman"/>
-        </w:rPr>
-        <w:t>Teaching Assistant and Instructor, University of Chicago, 2019. Courses included Program Evaluation, Advanced Statistics I, 2019 Math Camp, Economic Analysis of Law, and Public Policy Analysis.</w:t>
+    </w:p>
+    <w:p>
+      <w:pPr>
+        <w:spacing w:line="276" w:lineRule="auto"/>
+        <w:rPr>
+          <w:rFonts w:ascii="Georgia" w:hAnsi="Georgia" w:cs="Calibri"/>
+          <w:b/>
+          <w:bCs/>
+          <w:sz w:val="18"/>
+          <w:szCs w:val="18"/>
+        </w:rPr>
+      </w:pPr>
+    </w:p>
+    <w:p>
+      <w:pPr>
+        <w:spacing w:line="276" w:lineRule="auto"/>
+        <w:rPr>
+          <w:rFonts w:ascii="Georgia" w:hAnsi="Georgia" w:cs="Calibri"/>
+          <w:sz w:val="20"/>
+          <w:szCs w:val="20"/>
+        </w:rPr>
+      </w:pPr>
+      <w:r>
+        <w:rPr>
+          <w:rFonts w:ascii="Georgia" w:hAnsi="Georgia" w:cs="Calibri"/>
+          <w:b/>
+          <w:bCs/>
+          <w:sz w:val="20"/>
+          <w:szCs w:val="20"/>
+        </w:rPr>
+        <w:t>Military Service</w:t>
+      </w:r>
+      <w:r>
+        <w:rPr>
+          <w:rFonts w:ascii="Georgia" w:hAnsi="Georgia" w:cs="Calibri"/>
+          <w:b/>
+          <w:bCs/>
+          <w:sz w:val="20"/>
+          <w:szCs w:val="20"/>
+        </w:rPr>
+        <w:tab/>
+      </w:r>
+      <w:r>
+        <w:rPr>
+          <w:rFonts w:ascii="Georgia" w:hAnsi="Georgia" w:cs="Calibri"/>
+          <w:sz w:val="20"/>
+          <w:szCs w:val="20"/>
+        </w:rPr>
+        <w:t>Air Force Officer, Intelligence Unit, ROK/US Combined Forces Command</w:t>
+      </w:r>
+      <w:r>
+        <w:rPr>
+          <w:rFonts w:ascii="Georgia" w:hAnsi="Georgia" w:cs="Calibri"/>
+          <w:sz w:val="20"/>
+          <w:szCs w:val="20"/>
+        </w:rPr>
+        <w:t xml:space="preserve"> </w:t>
+      </w:r>
+      <w:r>
+        <w:rPr>
+          <w:rFonts w:ascii="Georgia" w:hAnsi="Georgia" w:cs="Calibri"/>
+          <w:sz w:val="20"/>
+          <w:szCs w:val="20"/>
+        </w:rPr>
+        <w:t>(2014</w:t>
+      </w:r>
+      <w:r>
+        <w:rPr>
+          <w:rFonts w:ascii="Georgia" w:hAnsi="Georgia" w:cs="Calibri"/>
+          <w:sz w:val="20"/>
+          <w:szCs w:val="20"/>
+        </w:rPr>
+        <w:t>-</w:t>
+      </w:r>
+      <w:r>
+        <w:rPr>
+          <w:rFonts w:ascii="Georgia" w:hAnsi="Georgia" w:cs="Calibri"/>
+          <w:sz w:val="20"/>
+          <w:szCs w:val="20"/>
+        </w:rPr>
+        <w:t>2017)</w:t>
+      </w:r>
+      <w:r>
+        <w:rPr>
+          <w:rFonts w:ascii="Georgia" w:hAnsi="Georgia" w:cs="Calibri"/>
+          <w:b/>
+          <w:bCs/>
+          <w:sz w:val="20"/>
+          <w:szCs w:val="20"/>
+        </w:rPr>
+        <w:tab/>
+      </w:r>
+      <w:r>
+        <w:rPr>
+          <w:rFonts w:ascii="Georgia" w:hAnsi="Georgia" w:cs="Calibri"/>
+          <w:b/>
+          <w:bCs/>
+          <w:sz w:val="20"/>
+          <w:szCs w:val="20"/>
+        </w:rPr>
+        <w:tab/>
       </w:r>
     </w:p>
     <w:sectPr>
@@ -993,97 +3433,6 @@
 <file path=word/numbering.xml><?xml version="1.0" encoding="utf-8"?>
 <w:numbering xmlns:wpc="http://schemas.microsoft.com/office/word/2010/wordprocessingCanvas" xmlns:cx="http://schemas.microsoft.com/office/drawing/2014/chartex" xmlns:cx1="http://schemas.microsoft.com/office/drawing/2015/9/8/chartex" xmlns:cx2="http://schemas.microsoft.com/office/drawing/2015/10/21/chartex" xmlns:cx3="http://schemas.microsoft.com/office/drawing/2016/5/9/chartex" xmlns:cx4="http://schemas.microsoft.com/office/drawing/2016/5/10/chartex" xmlns:cx5="http://schemas.microsoft.com/office/drawing/2016/5/11/chartex" xmlns:cx6="http://schemas.microsoft.com/office/drawing/2016/5/12/chartex" xmlns:cx7="http://schemas.microsoft.com/office/drawing/2016/5/13/chartex" xmlns:cx8="http://schemas.microsoft.com/office/drawing/2016/5/14/chartex" xmlns:mc="http://schemas.openxmlformats.org/markup-compatibility/2006" xmlns:aink="http://schemas.microsoft.com/office/drawing/2016/ink" xmlns:am3d="http://schemas.microsoft.com/office/drawing/2017/model3d" xmlns:o="urn:schemas-microsoft-com:office:office" xmlns:oel="http://schemas.microsoft.com/office/2019/extlst" xmlns:r="http://schemas.openxmlformats.org/officeDocument/2006/relationships" xmlns:m="http://schemas.openxmlformats.org/officeDocument/2006/math" xmlns:v="urn:schemas-microsoft-com:vml" xmlns:wp14="http://schemas.microsoft.com/office/word/2010/wordprocessingDrawing" xmlns:wp="http://schemas.openxmlformats.org/drawingml/2006/wordprocessingDrawing" xmlns:w10="urn:schemas-microsoft-com:office:word" xmlns:w="http://schemas.openxmlformats.org/wordprocessingml/2006/main" xmlns:w14="http://schemas.microsoft.com/office/word/2010/wordml" xmlns:w15="http://schemas.microsoft.com/office/word/2012/wordml" xmlns:w16cex="http://schemas.microsoft.com/office/word/2018/wordml/cex" xmlns:w16cid="http://schemas.microsoft.com/office/word/2016/wordml/cid" xmlns:w16="http://schemas.microsoft.com/office/word/2018/wordml" xmlns:w16du="http://schemas.microsoft.com/office/word/2023/wordml/word16du" xmlns:w16sdtdh="http://schemas.microsoft.com/office/word/2020/wordml/sdtdatahash" xmlns:w16sdtfl="http://schemas.microsoft.com/office/word/2024/wordml/sdtformatlock" xmlns:w16se="http://schemas.microsoft.com/office/word/2015/wordml/symex" xmlns:wpg="http://schemas.microsoft.com/office/word/2010/wordprocessingGroup" xmlns:wpi="http://schemas.microsoft.com/office/word/2010/wordprocessingInk" xmlns:wne="http://schemas.microsoft.com/office/word/2006/wordml" xmlns:wps="http://schemas.microsoft.com/office/word/2010/wordprocessingShape" mc:Ignorable="w14 w15 w16se w16cid w16 w16cex w16sdtdh w16sdtfl w16du wp14">
   <w:abstractNum w:abstractNumId="0" w15:restartNumberingAfterBreak="0">
-    <w:nsid w:val="02F062E5"/>
-    <w:multiLevelType w:val="hybridMultilevel"/>
-    <w:tmpl w:val="EFF63EA0"/>
-    <w:lvl w:ilvl="0" w:tplc="E3BE9F8A">
-      <w:start w:val="1"/>
-      <w:numFmt w:val="decimal"/>
-      <w:lvlText w:val="%1."/>
-      <w:lvlJc w:val="left"/>
-      <w:pPr>
-        <w:ind w:left="720" w:hanging="360"/>
-      </w:pPr>
-      <w:rPr>
-        <w:rFonts w:cs="Calibri" w:hint="default"/>
-        <w:b w:val="0"/>
-        <w:bCs/>
-      </w:rPr>
-    </w:lvl>
-    <w:lvl w:ilvl="1" w:tplc="04090019" w:tentative="1">
-      <w:start w:val="1"/>
-      <w:numFmt w:val="lowerLetter"/>
-      <w:lvlText w:val="%2."/>
-      <w:lvlJc w:val="left"/>
-      <w:pPr>
-        <w:ind w:left="1440" w:hanging="360"/>
-      </w:pPr>
-    </w:lvl>
-    <w:lvl w:ilvl="2" w:tplc="0409001B" w:tentative="1">
-      <w:start w:val="1"/>
-      <w:numFmt w:val="lowerRoman"/>
-      <w:lvlText w:val="%3."/>
-      <w:lvlJc w:val="right"/>
-      <w:pPr>
-        <w:ind w:left="2160" w:hanging="180"/>
-      </w:pPr>
-    </w:lvl>
-    <w:lvl w:ilvl="3" w:tplc="0409000F" w:tentative="1">
-      <w:start w:val="1"/>
-      <w:numFmt w:val="decimal"/>
-      <w:lvlText w:val="%4."/>
-      <w:lvlJc w:val="left"/>
-      <w:pPr>
-        <w:ind w:left="2880" w:hanging="360"/>
-      </w:pPr>
-    </w:lvl>
-    <w:lvl w:ilvl="4" w:tplc="04090019" w:tentative="1">
-      <w:start w:val="1"/>
-      <w:numFmt w:val="lowerLetter"/>
-      <w:lvlText w:val="%5."/>
-      <w:lvlJc w:val="left"/>
-      <w:pPr>
-        <w:ind w:left="3600" w:hanging="360"/>
-      </w:pPr>
-    </w:lvl>
-    <w:lvl w:ilvl="5" w:tplc="0409001B" w:tentative="1">
-      <w:start w:val="1"/>
-      <w:numFmt w:val="lowerRoman"/>
-      <w:lvlText w:val="%6."/>
-      <w:lvlJc w:val="right"/>
-      <w:pPr>
-        <w:ind w:left="4320" w:hanging="180"/>
-      </w:pPr>
-    </w:lvl>
-    <w:lvl w:ilvl="6" w:tplc="0409000F" w:tentative="1">
-      <w:start w:val="1"/>
-      <w:numFmt w:val="decimal"/>
-      <w:lvlText w:val="%7."/>
-      <w:lvlJc w:val="left"/>
-      <w:pPr>
-        <w:ind w:left="5040" w:hanging="360"/>
-      </w:pPr>
-    </w:lvl>
-    <w:lvl w:ilvl="7" w:tplc="04090019" w:tentative="1">
-      <w:start w:val="1"/>
-      <w:numFmt w:val="lowerLetter"/>
-      <w:lvlText w:val="%8."/>
-      <w:lvlJc w:val="left"/>
-      <w:pPr>
-        <w:ind w:left="5760" w:hanging="360"/>
-      </w:pPr>
-    </w:lvl>
-    <w:lvl w:ilvl="8" w:tplc="0409001B" w:tentative="1">
-      <w:start w:val="1"/>
-      <w:numFmt w:val="lowerRoman"/>
-      <w:lvlText w:val="%9."/>
-      <w:lvlJc w:val="right"/>
-      <w:pPr>
-        <w:ind w:left="6480" w:hanging="180"/>
-      </w:pPr>
-    </w:lvl>
-  </w:abstractNum>
-  <w:abstractNum w:abstractNumId="1" w15:restartNumberingAfterBreak="0">
     <w:nsid w:val="23C162AE"/>
     <w:multiLevelType w:val="hybridMultilevel"/>
     <w:tmpl w:val="D2B60ADA"/>
@@ -1169,7 +3518,7 @@
       </w:pPr>
     </w:lvl>
   </w:abstractNum>
-  <w:abstractNum w:abstractNumId="2" w15:restartNumberingAfterBreak="0">
+  <w:abstractNum w:abstractNumId="1" w15:restartNumberingAfterBreak="0">
     <w:nsid w:val="448A32A6"/>
     <w:multiLevelType w:val="hybridMultilevel"/>
     <w:tmpl w:val="3F8AFD48"/>
@@ -1282,96 +3631,7 @@
       </w:rPr>
     </w:lvl>
   </w:abstractNum>
-  <w:abstractNum w:abstractNumId="3" w15:restartNumberingAfterBreak="0">
-    <w:nsid w:val="5197631F"/>
-    <w:multiLevelType w:val="hybridMultilevel"/>
-    <w:tmpl w:val="815E8FB2"/>
-    <w:lvl w:ilvl="0" w:tplc="0409000F">
-      <w:start w:val="1"/>
-      <w:numFmt w:val="decimal"/>
-      <w:lvlText w:val="%1."/>
-      <w:lvlJc w:val="left"/>
-      <w:pPr>
-        <w:ind w:left="720" w:hanging="360"/>
-      </w:pPr>
-      <w:rPr>
-        <w:rFonts w:hint="default"/>
-      </w:rPr>
-    </w:lvl>
-    <w:lvl w:ilvl="1" w:tplc="04090019" w:tentative="1">
-      <w:start w:val="1"/>
-      <w:numFmt w:val="lowerLetter"/>
-      <w:lvlText w:val="%2."/>
-      <w:lvlJc w:val="left"/>
-      <w:pPr>
-        <w:ind w:left="1440" w:hanging="360"/>
-      </w:pPr>
-    </w:lvl>
-    <w:lvl w:ilvl="2" w:tplc="0409001B" w:tentative="1">
-      <w:start w:val="1"/>
-      <w:numFmt w:val="lowerRoman"/>
-      <w:lvlText w:val="%3."/>
-      <w:lvlJc w:val="right"/>
-      <w:pPr>
-        <w:ind w:left="2160" w:hanging="180"/>
-      </w:pPr>
-    </w:lvl>
-    <w:lvl w:ilvl="3" w:tplc="0409000F" w:tentative="1">
-      <w:start w:val="1"/>
-      <w:numFmt w:val="decimal"/>
-      <w:lvlText w:val="%4."/>
-      <w:lvlJc w:val="left"/>
-      <w:pPr>
-        <w:ind w:left="2880" w:hanging="360"/>
-      </w:pPr>
-    </w:lvl>
-    <w:lvl w:ilvl="4" w:tplc="04090019" w:tentative="1">
-      <w:start w:val="1"/>
-      <w:numFmt w:val="lowerLetter"/>
-      <w:lvlText w:val="%5."/>
-      <w:lvlJc w:val="left"/>
-      <w:pPr>
-        <w:ind w:left="3600" w:hanging="360"/>
-      </w:pPr>
-    </w:lvl>
-    <w:lvl w:ilvl="5" w:tplc="0409001B" w:tentative="1">
-      <w:start w:val="1"/>
-      <w:numFmt w:val="lowerRoman"/>
-      <w:lvlText w:val="%6."/>
-      <w:lvlJc w:val="right"/>
-      <w:pPr>
-        <w:ind w:left="4320" w:hanging="180"/>
-      </w:pPr>
-    </w:lvl>
-    <w:lvl w:ilvl="6" w:tplc="0409000F" w:tentative="1">
-      <w:start w:val="1"/>
-      <w:numFmt w:val="decimal"/>
-      <w:lvlText w:val="%7."/>
-      <w:lvlJc w:val="left"/>
-      <w:pPr>
-        <w:ind w:left="5040" w:hanging="360"/>
-      </w:pPr>
-    </w:lvl>
-    <w:lvl w:ilvl="7" w:tplc="04090019" w:tentative="1">
-      <w:start w:val="1"/>
-      <w:numFmt w:val="lowerLetter"/>
-      <w:lvlText w:val="%8."/>
-      <w:lvlJc w:val="left"/>
-      <w:pPr>
-        <w:ind w:left="5760" w:hanging="360"/>
-      </w:pPr>
-    </w:lvl>
-    <w:lvl w:ilvl="8" w:tplc="0409001B" w:tentative="1">
-      <w:start w:val="1"/>
-      <w:numFmt w:val="lowerRoman"/>
-      <w:lvlText w:val="%9."/>
-      <w:lvlJc w:val="right"/>
-      <w:pPr>
-        <w:ind w:left="6480" w:hanging="180"/>
-      </w:pPr>
-    </w:lvl>
-  </w:abstractNum>
-  <w:abstractNum w:abstractNumId="4" w15:restartNumberingAfterBreak="0">
+  <w:abstractNum w:abstractNumId="2" w15:restartNumberingAfterBreak="0">
     <w:nsid w:val="5A3D17D0"/>
     <w:multiLevelType w:val="hybridMultilevel"/>
     <w:tmpl w:val="8424F222"/>
@@ -1484,96 +3744,7 @@
       </w:rPr>
     </w:lvl>
   </w:abstractNum>
-  <w:abstractNum w:abstractNumId="5" w15:restartNumberingAfterBreak="0">
-    <w:nsid w:val="64317725"/>
-    <w:multiLevelType w:val="hybridMultilevel"/>
-    <w:tmpl w:val="9132C02A"/>
-    <w:lvl w:ilvl="0" w:tplc="0409000F">
-      <w:start w:val="1"/>
-      <w:numFmt w:val="decimal"/>
-      <w:lvlText w:val="%1."/>
-      <w:lvlJc w:val="left"/>
-      <w:pPr>
-        <w:ind w:left="720" w:hanging="360"/>
-      </w:pPr>
-      <w:rPr>
-        <w:rFonts w:hint="default"/>
-      </w:rPr>
-    </w:lvl>
-    <w:lvl w:ilvl="1" w:tplc="04090019" w:tentative="1">
-      <w:start w:val="1"/>
-      <w:numFmt w:val="lowerLetter"/>
-      <w:lvlText w:val="%2."/>
-      <w:lvlJc w:val="left"/>
-      <w:pPr>
-        <w:ind w:left="1440" w:hanging="360"/>
-      </w:pPr>
-    </w:lvl>
-    <w:lvl w:ilvl="2" w:tplc="0409001B" w:tentative="1">
-      <w:start w:val="1"/>
-      <w:numFmt w:val="lowerRoman"/>
-      <w:lvlText w:val="%3."/>
-      <w:lvlJc w:val="right"/>
-      <w:pPr>
-        <w:ind w:left="2160" w:hanging="180"/>
-      </w:pPr>
-    </w:lvl>
-    <w:lvl w:ilvl="3" w:tplc="0409000F" w:tentative="1">
-      <w:start w:val="1"/>
-      <w:numFmt w:val="decimal"/>
-      <w:lvlText w:val="%4."/>
-      <w:lvlJc w:val="left"/>
-      <w:pPr>
-        <w:ind w:left="2880" w:hanging="360"/>
-      </w:pPr>
-    </w:lvl>
-    <w:lvl w:ilvl="4" w:tplc="04090019" w:tentative="1">
-      <w:start w:val="1"/>
-      <w:numFmt w:val="lowerLetter"/>
-      <w:lvlText w:val="%5."/>
-      <w:lvlJc w:val="left"/>
-      <w:pPr>
-        <w:ind w:left="3600" w:hanging="360"/>
-      </w:pPr>
-    </w:lvl>
-    <w:lvl w:ilvl="5" w:tplc="0409001B" w:tentative="1">
-      <w:start w:val="1"/>
-      <w:numFmt w:val="lowerRoman"/>
-      <w:lvlText w:val="%6."/>
-      <w:lvlJc w:val="right"/>
-      <w:pPr>
-        <w:ind w:left="4320" w:hanging="180"/>
-      </w:pPr>
-    </w:lvl>
-    <w:lvl w:ilvl="6" w:tplc="0409000F" w:tentative="1">
-      <w:start w:val="1"/>
-      <w:numFmt w:val="decimal"/>
-      <w:lvlText w:val="%7."/>
-      <w:lvlJc w:val="left"/>
-      <w:pPr>
-        <w:ind w:left="5040" w:hanging="360"/>
-      </w:pPr>
-    </w:lvl>
-    <w:lvl w:ilvl="7" w:tplc="04090019" w:tentative="1">
-      <w:start w:val="1"/>
-      <w:numFmt w:val="lowerLetter"/>
-      <w:lvlText w:val="%8."/>
-      <w:lvlJc w:val="left"/>
-      <w:pPr>
-        <w:ind w:left="5760" w:hanging="360"/>
-      </w:pPr>
-    </w:lvl>
-    <w:lvl w:ilvl="8" w:tplc="0409001B" w:tentative="1">
-      <w:start w:val="1"/>
-      <w:numFmt w:val="lowerRoman"/>
-      <w:lvlText w:val="%9."/>
-      <w:lvlJc w:val="right"/>
-      <w:pPr>
-        <w:ind w:left="6480" w:hanging="180"/>
-      </w:pPr>
-    </w:lvl>
-  </w:abstractNum>
-  <w:abstractNum w:abstractNumId="6" w15:restartNumberingAfterBreak="0">
+  <w:abstractNum w:abstractNumId="3" w15:restartNumberingAfterBreak="0">
     <w:nsid w:val="658C75CE"/>
     <w:multiLevelType w:val="hybridMultilevel"/>
     <w:tmpl w:val="64A6A762"/>
@@ -1686,7 +3857,7 @@
       </w:rPr>
     </w:lvl>
   </w:abstractNum>
-  <w:abstractNum w:abstractNumId="7" w15:restartNumberingAfterBreak="0">
+  <w:abstractNum w:abstractNumId="4" w15:restartNumberingAfterBreak="0">
     <w:nsid w:val="6F130D63"/>
     <w:multiLevelType w:val="hybridMultilevel"/>
     <w:tmpl w:val="A55C32A8"/>
@@ -1799,120 +3970,19 @@
       </w:rPr>
     </w:lvl>
   </w:abstractNum>
-  <w:abstractNum w:abstractNumId="8" w15:restartNumberingAfterBreak="0">
-    <w:nsid w:val="78A52061"/>
-    <w:multiLevelType w:val="hybridMultilevel"/>
-    <w:tmpl w:val="57BE7538"/>
-    <w:lvl w:ilvl="0" w:tplc="0409000F">
-      <w:start w:val="1"/>
-      <w:numFmt w:val="decimal"/>
-      <w:lvlText w:val="%1."/>
-      <w:lvlJc w:val="left"/>
-      <w:pPr>
-        <w:ind w:left="720" w:hanging="360"/>
-      </w:pPr>
-      <w:rPr>
-        <w:rFonts w:hint="default"/>
-      </w:rPr>
-    </w:lvl>
-    <w:lvl w:ilvl="1" w:tplc="04090019" w:tentative="1">
-      <w:start w:val="1"/>
-      <w:numFmt w:val="lowerLetter"/>
-      <w:lvlText w:val="%2."/>
-      <w:lvlJc w:val="left"/>
-      <w:pPr>
-        <w:ind w:left="1440" w:hanging="360"/>
-      </w:pPr>
-    </w:lvl>
-    <w:lvl w:ilvl="2" w:tplc="0409001B" w:tentative="1">
-      <w:start w:val="1"/>
-      <w:numFmt w:val="lowerRoman"/>
-      <w:lvlText w:val="%3."/>
-      <w:lvlJc w:val="right"/>
-      <w:pPr>
-        <w:ind w:left="2160" w:hanging="180"/>
-      </w:pPr>
-    </w:lvl>
-    <w:lvl w:ilvl="3" w:tplc="0409000F" w:tentative="1">
-      <w:start w:val="1"/>
-      <w:numFmt w:val="decimal"/>
-      <w:lvlText w:val="%4."/>
-      <w:lvlJc w:val="left"/>
-      <w:pPr>
-        <w:ind w:left="2880" w:hanging="360"/>
-      </w:pPr>
-    </w:lvl>
-    <w:lvl w:ilvl="4" w:tplc="04090019" w:tentative="1">
-      <w:start w:val="1"/>
-      <w:numFmt w:val="lowerLetter"/>
-      <w:lvlText w:val="%5."/>
-      <w:lvlJc w:val="left"/>
-      <w:pPr>
-        <w:ind w:left="3600" w:hanging="360"/>
-      </w:pPr>
-    </w:lvl>
-    <w:lvl w:ilvl="5" w:tplc="0409001B" w:tentative="1">
-      <w:start w:val="1"/>
-      <w:numFmt w:val="lowerRoman"/>
-      <w:lvlText w:val="%6."/>
-      <w:lvlJc w:val="right"/>
-      <w:pPr>
-        <w:ind w:left="4320" w:hanging="180"/>
-      </w:pPr>
-    </w:lvl>
-    <w:lvl w:ilvl="6" w:tplc="0409000F" w:tentative="1">
-      <w:start w:val="1"/>
-      <w:numFmt w:val="decimal"/>
-      <w:lvlText w:val="%7."/>
-      <w:lvlJc w:val="left"/>
-      <w:pPr>
-        <w:ind w:left="5040" w:hanging="360"/>
-      </w:pPr>
-    </w:lvl>
-    <w:lvl w:ilvl="7" w:tplc="04090019" w:tentative="1">
-      <w:start w:val="1"/>
-      <w:numFmt w:val="lowerLetter"/>
-      <w:lvlText w:val="%8."/>
-      <w:lvlJc w:val="left"/>
-      <w:pPr>
-        <w:ind w:left="5760" w:hanging="360"/>
-      </w:pPr>
-    </w:lvl>
-    <w:lvl w:ilvl="8" w:tplc="0409001B" w:tentative="1">
-      <w:start w:val="1"/>
-      <w:numFmt w:val="lowerRoman"/>
-      <w:lvlText w:val="%9."/>
-      <w:lvlJc w:val="right"/>
-      <w:pPr>
-        <w:ind w:left="6480" w:hanging="180"/>
-      </w:pPr>
-    </w:lvl>
-  </w:abstractNum>
   <w:num w:numId="1" w16cid:durableId="726730896">
+    <w:abstractNumId w:val="0"/>
+  </w:num>
+  <w:num w:numId="2" w16cid:durableId="1823504377">
     <w:abstractNumId w:val="1"/>
   </w:num>
-  <w:num w:numId="2" w16cid:durableId="1823504377">
+  <w:num w:numId="3" w16cid:durableId="438569065">
     <w:abstractNumId w:val="2"/>
   </w:num>
-  <w:num w:numId="3" w16cid:durableId="438569065">
+  <w:num w:numId="4" w16cid:durableId="1096754521">
     <w:abstractNumId w:val="4"/>
   </w:num>
-  <w:num w:numId="4" w16cid:durableId="1096754521">
-    <w:abstractNumId w:val="7"/>
-  </w:num>
   <w:num w:numId="5" w16cid:durableId="368724225">
-    <w:abstractNumId w:val="6"/>
-  </w:num>
-  <w:num w:numId="6" w16cid:durableId="959802531">
-    <w:abstractNumId w:val="0"/>
-  </w:num>
-  <w:num w:numId="7" w16cid:durableId="1885676730">
-    <w:abstractNumId w:val="8"/>
-  </w:num>
-  <w:num w:numId="8" w16cid:durableId="798961074">
-    <w:abstractNumId w:val="5"/>
-  </w:num>
-  <w:num w:numId="9" w16cid:durableId="570239950">
     <w:abstractNumId w:val="3"/>
   </w:num>
 </w:numbering>
@@ -2516,6 +4586,7 @@
   <w:style w:type="character" w:default="1" w:styleId="DefaultParagraphFont">
     <w:name w:val="Default Paragraph Font"/>
     <w:uiPriority w:val="1"/>
+    <w:semiHidden/>
     <w:unhideWhenUsed/>
   </w:style>
   <w:style w:type="table" w:default="1" w:styleId="TableNormal">
